--- a/複評文件!!!!!!/第十三章 感想.docx
+++ b/複評文件!!!!!!/第十三章 感想.docx
@@ -1,6 +1,6 @@
 
 <file path=word/document.xml><?xml version="1.0" encoding="utf-8"?>
-<w:document xmlns:wpc="http://schemas.microsoft.com/office/word/2010/wordprocessingCanvas" xmlns:cx="http://schemas.microsoft.com/office/drawing/2014/chartex" xmlns:cx1="http://schemas.microsoft.com/office/drawing/2015/9/8/chartex" xmlns:cx2="http://schemas.microsoft.com/office/drawing/2015/10/21/chartex" xmlns:cx3="http://schemas.microsoft.com/office/drawing/2016/5/9/chartex" xmlns:cx4="http://schemas.microsoft.com/office/drawing/2016/5/10/chartex" xmlns:cx5="http://schemas.microsoft.com/office/drawing/2016/5/11/chartex" xmlns:cx6="http://schemas.microsoft.com/office/drawing/2016/5/12/chartex" xmlns:cx7="http://schemas.microsoft.com/office/drawing/2016/5/13/chartex" xmlns:cx8="http://schemas.microsoft.com/office/drawing/2016/5/14/chartex" xmlns:mc="http://schemas.openxmlformats.org/markup-compatibility/2006" xmlns:aink="http://schemas.microsoft.com/office/drawing/2016/ink" xmlns:am3d="http://schemas.microsoft.com/office/drawing/2017/model3d" xmlns:o="urn:schemas-microsoft-com:office:office" xmlns:oel="http://schemas.microsoft.com/office/2019/extlst" xmlns:r="http://schemas.openxmlformats.org/officeDocument/2006/relationships" xmlns:m="http://schemas.openxmlformats.org/officeDocument/2006/math" xmlns:v="urn:schemas-microsoft-com:vml" xmlns:wp14="http://schemas.microsoft.com/office/word/2010/wordprocessingDrawing" xmlns:wp="http://schemas.openxmlformats.org/drawingml/2006/wordprocessingDrawing" xmlns:w10="urn:schemas-microsoft-com:office:word" xmlns:w="http://schemas.openxmlformats.org/wordprocessingml/2006/main" xmlns:w14="http://schemas.microsoft.com/office/word/2010/wordml" xmlns:w15="http://schemas.microsoft.com/office/word/2012/wordml" xmlns:w16cex="http://schemas.microsoft.com/office/word/2018/wordml/cex" xmlns:w16cid="http://schemas.microsoft.com/office/word/2016/wordml/cid" xmlns:w16="http://schemas.microsoft.com/office/word/2018/wordml" xmlns:w16du="http://schemas.microsoft.com/office/word/2023/wordml/word16du" xmlns:w16sdtdh="http://schemas.microsoft.com/office/word/2020/wordml/sdtdatahash" xmlns:w16sdtfl="http://schemas.microsoft.com/office/word/2024/wordml/sdtformatlock" xmlns:w16se="http://schemas.microsoft.com/office/word/2015/wordml/symex" xmlns:wpg="http://schemas.microsoft.com/office/word/2010/wordprocessingGroup" xmlns:wpi="http://schemas.microsoft.com/office/word/2010/wordprocessingInk" xmlns:wne="http://schemas.microsoft.com/office/word/2006/wordml" xmlns:wps="http://schemas.microsoft.com/office/word/2010/wordprocessingShape" mc:Ignorable="w14 w15 w16se w16cid w16 w16cex w16sdtdh w16sdtfl w16du wp14">
+<w:document xmlns:wpc="http://schemas.microsoft.com/office/word/2010/wordprocessingCanvas" xmlns:cx="http://schemas.microsoft.com/office/drawing/2014/chartex" xmlns:cx1="http://schemas.microsoft.com/office/drawing/2015/9/8/chartex" xmlns:cx2="http://schemas.microsoft.com/office/drawing/2015/10/21/chartex" xmlns:cx3="http://schemas.microsoft.com/office/drawing/2016/5/9/chartex" xmlns:cx4="http://schemas.microsoft.com/office/drawing/2016/5/10/chartex" xmlns:cx5="http://schemas.microsoft.com/office/drawing/2016/5/11/chartex" xmlns:cx6="http://schemas.microsoft.com/office/drawing/2016/5/12/chartex" xmlns:cx7="http://schemas.microsoft.com/office/drawing/2016/5/13/chartex" xmlns:cx8="http://schemas.microsoft.com/office/drawing/2016/5/14/chartex" xmlns:mc="http://schemas.openxmlformats.org/markup-compatibility/2006" xmlns:m="http://schemas.openxmlformats.org/officeDocument/2006/math" xmlns:aink="http://schemas.microsoft.com/office/drawing/2016/ink" xmlns:am3d="http://schemas.microsoft.com/office/drawing/2017/model3d" xmlns:oel="http://schemas.microsoft.com/office/2019/extlst" xmlns:r="http://schemas.openxmlformats.org/officeDocument/2006/relationships" xmlns:wp14="http://schemas.microsoft.com/office/word/2010/wordprocessingDrawing" xmlns:wp="http://schemas.openxmlformats.org/drawingml/2006/wordprocessingDrawing" xmlns:wpg="http://schemas.microsoft.com/office/word/2010/wordprocessingGroup" xmlns:wpi="http://schemas.microsoft.com/office/word/2010/wordprocessingInk" xmlns:wps="http://schemas.microsoft.com/office/word/2010/wordprocessingShape" xmlns:o="urn:schemas-microsoft-com:office:office" xmlns:v="urn:schemas-microsoft-com:vml" xmlns:w10="urn:schemas-microsoft-com:office:word" xmlns:w="http://schemas.openxmlformats.org/wordprocessingml/2006/main" xmlns:w14="http://schemas.microsoft.com/office/word/2010/wordml" xmlns:w15="http://schemas.microsoft.com/office/word/2012/wordml" xmlns:w16cex="http://schemas.microsoft.com/office/word/2018/wordml/cex" xmlns:w16cid="http://schemas.microsoft.com/office/word/2016/wordml/cid" xmlns:w16="http://schemas.microsoft.com/office/word/2018/wordml" xmlns:w16sdtdh="http://schemas.microsoft.com/office/word/2020/wordml/sdtdatahash" xmlns:w16sdtfl="http://schemas.microsoft.com/office/word/2024/wordml/sdtformatlock" xmlns:w16se="http://schemas.microsoft.com/office/word/2015/wordml/symex" xmlns:w16du="http://schemas.microsoft.com/office/word/2023/wordml/word16du" xmlns:wne="http://schemas.microsoft.com/office/word/2006/wordml" mc:Ignorable="w14 w15 w16se w16cid w16 w16cex w16sdtdh w16sdtfl w16du wp14">
   <w:body>
     <w:p>
       <w:pPr>
@@ -37,7 +37,18 @@
           <w:szCs w:val="36"/>
           <w14:ligatures w14:val="none"/>
         </w:rPr>
-        <w:t>13</w:t>
+        <w:t>1</w:t>
+      </w:r>
+      <w:r>
+        <w:rPr>
+          <w:rFonts w:ascii="Times New Roman" w:eastAsia="標楷體" w:hAnsi="Times New Roman" w:cs="Times New Roman"/>
+          <w:bCs/>
+          <w:kern w:val="0"/>
+          <w:sz w:val="36"/>
+          <w:szCs w:val="36"/>
+          <w14:ligatures w14:val="none"/>
+        </w:rPr>
+        <w:t>3</w:t>
       </w:r>
       <w:r>
         <w:rPr>
@@ -149,7 +160,7 @@
         <w:ind w:left="0"/>
         <w:jc w:val="both"/>
         <w:rPr>
-          <w:rFonts w:ascii="Times New Roman" w:eastAsia="標楷體" w:hAnsi="Times New Roman" w:cs="Times New Roman" w:hint="eastAsia"/>
+          <w:rFonts w:ascii="Times New Roman" w:eastAsia="標楷體" w:hAnsi="Times New Roman" w:cs="Times New Roman"/>
           <w:color w:val="000000" w:themeColor="text1"/>
           <w:kern w:val="0"/>
           <w:sz w:val="28"/>
@@ -324,7 +335,7 @@
         <w:ind w:left="0"/>
         <w:jc w:val="both"/>
         <w:rPr>
-          <w:rFonts w:ascii="Times New Roman" w:eastAsia="標楷體" w:hAnsi="Times New Roman" w:cs="Times New Roman" w:hint="eastAsia"/>
+          <w:rFonts w:ascii="Times New Roman" w:eastAsia="標楷體" w:hAnsi="Times New Roman" w:cs="Times New Roman"/>
           <w:color w:val="000000" w:themeColor="text1"/>
           <w:kern w:val="0"/>
           <w:sz w:val="28"/>
@@ -467,7 +478,7 @@
         <w:ind w:left="0"/>
         <w:jc w:val="both"/>
         <w:rPr>
-          <w:rFonts w:ascii="Times New Roman" w:eastAsia="標楷體" w:hAnsi="Times New Roman" w:cs="Times New Roman" w:hint="eastAsia"/>
+          <w:rFonts w:ascii="Times New Roman" w:eastAsia="標楷體" w:hAnsi="Times New Roman" w:cs="Times New Roman"/>
           <w:color w:val="000000" w:themeColor="text1"/>
           <w:kern w:val="0"/>
           <w:sz w:val="28"/>
@@ -486,7 +497,7 @@
 </file>
 
 <file path=word/styles.xml><?xml version="1.0" encoding="utf-8"?>
-<w:styles xmlns:mc="http://schemas.openxmlformats.org/markup-compatibility/2006" xmlns:r="http://schemas.openxmlformats.org/officeDocument/2006/relationships" xmlns:w="http://schemas.openxmlformats.org/wordprocessingml/2006/main" xmlns:w14="http://schemas.microsoft.com/office/word/2010/wordml" xmlns:w15="http://schemas.microsoft.com/office/word/2012/wordml" xmlns:w16cex="http://schemas.microsoft.com/office/word/2018/wordml/cex" xmlns:w16cid="http://schemas.microsoft.com/office/word/2016/wordml/cid" xmlns:w16="http://schemas.microsoft.com/office/word/2018/wordml" xmlns:w16du="http://schemas.microsoft.com/office/word/2023/wordml/word16du" xmlns:w16sdtdh="http://schemas.microsoft.com/office/word/2020/wordml/sdtdatahash" xmlns:w16sdtfl="http://schemas.microsoft.com/office/word/2024/wordml/sdtformatlock" xmlns:w16se="http://schemas.microsoft.com/office/word/2015/wordml/symex" mc:Ignorable="w14 w15 w16se w16cid w16 w16cex w16sdtdh w16sdtfl w16du">
+<w:styles xmlns:mc="http://schemas.openxmlformats.org/markup-compatibility/2006" xmlns:r="http://schemas.openxmlformats.org/officeDocument/2006/relationships" xmlns:w="http://schemas.openxmlformats.org/wordprocessingml/2006/main" xmlns:w14="http://schemas.microsoft.com/office/word/2010/wordml" xmlns:w15="http://schemas.microsoft.com/office/word/2012/wordml" xmlns:w16cex="http://schemas.microsoft.com/office/word/2018/wordml/cex" xmlns:w16cid="http://schemas.microsoft.com/office/word/2016/wordml/cid" xmlns:w16="http://schemas.microsoft.com/office/word/2018/wordml" xmlns:w16sdtdh="http://schemas.microsoft.com/office/word/2020/wordml/sdtdatahash" xmlns:w16sdtfl="http://schemas.microsoft.com/office/word/2024/wordml/sdtformatlock" xmlns:w16se="http://schemas.microsoft.com/office/word/2015/wordml/symex" xmlns:w16du="http://schemas.microsoft.com/office/word/2023/wordml/word16du" mc:Ignorable="w14 w15 w16se w16cid w16 w16cex w16sdtdh w16sdtfl w16du">
   <w:docDefaults>
     <w:rPrDefault>
       <w:rPr>
@@ -1090,6 +1101,7 @@
   <w:style w:type="character" w:default="1" w:styleId="a0">
     <w:name w:val="Default Paragraph Font"/>
     <w:uiPriority w:val="1"/>
+    <w:semiHidden/>
     <w:unhideWhenUsed/>
   </w:style>
   <w:style w:type="table" w:default="1" w:styleId="a1">

--- a/複評文件!!!!!!/第十三章 感想.docx
+++ b/複評文件!!!!!!/第十三章 感想.docx
@@ -1,6 +1,6 @@
 
 <file path=word/document.xml><?xml version="1.0" encoding="utf-8"?>
-<w:document xmlns:wpc="http://schemas.microsoft.com/office/word/2010/wordprocessingCanvas" xmlns:cx="http://schemas.microsoft.com/office/drawing/2014/chartex" xmlns:cx1="http://schemas.microsoft.com/office/drawing/2015/9/8/chartex" xmlns:cx2="http://schemas.microsoft.com/office/drawing/2015/10/21/chartex" xmlns:cx3="http://schemas.microsoft.com/office/drawing/2016/5/9/chartex" xmlns:cx4="http://schemas.microsoft.com/office/drawing/2016/5/10/chartex" xmlns:cx5="http://schemas.microsoft.com/office/drawing/2016/5/11/chartex" xmlns:cx6="http://schemas.microsoft.com/office/drawing/2016/5/12/chartex" xmlns:cx7="http://schemas.microsoft.com/office/drawing/2016/5/13/chartex" xmlns:cx8="http://schemas.microsoft.com/office/drawing/2016/5/14/chartex" xmlns:mc="http://schemas.openxmlformats.org/markup-compatibility/2006" xmlns:m="http://schemas.openxmlformats.org/officeDocument/2006/math" xmlns:aink="http://schemas.microsoft.com/office/drawing/2016/ink" xmlns:am3d="http://schemas.microsoft.com/office/drawing/2017/model3d" xmlns:oel="http://schemas.microsoft.com/office/2019/extlst" xmlns:r="http://schemas.openxmlformats.org/officeDocument/2006/relationships" xmlns:wp14="http://schemas.microsoft.com/office/word/2010/wordprocessingDrawing" xmlns:wp="http://schemas.openxmlformats.org/drawingml/2006/wordprocessingDrawing" xmlns:wpg="http://schemas.microsoft.com/office/word/2010/wordprocessingGroup" xmlns:wpi="http://schemas.microsoft.com/office/word/2010/wordprocessingInk" xmlns:wps="http://schemas.microsoft.com/office/word/2010/wordprocessingShape" xmlns:o="urn:schemas-microsoft-com:office:office" xmlns:v="urn:schemas-microsoft-com:vml" xmlns:w10="urn:schemas-microsoft-com:office:word" xmlns:w="http://schemas.openxmlformats.org/wordprocessingml/2006/main" xmlns:w14="http://schemas.microsoft.com/office/word/2010/wordml" xmlns:w15="http://schemas.microsoft.com/office/word/2012/wordml" xmlns:w16cex="http://schemas.microsoft.com/office/word/2018/wordml/cex" xmlns:w16cid="http://schemas.microsoft.com/office/word/2016/wordml/cid" xmlns:w16="http://schemas.microsoft.com/office/word/2018/wordml" xmlns:w16sdtdh="http://schemas.microsoft.com/office/word/2020/wordml/sdtdatahash" xmlns:w16sdtfl="http://schemas.microsoft.com/office/word/2024/wordml/sdtformatlock" xmlns:w16se="http://schemas.microsoft.com/office/word/2015/wordml/symex" xmlns:w16du="http://schemas.microsoft.com/office/word/2023/wordml/word16du" xmlns:wne="http://schemas.microsoft.com/office/word/2006/wordml" mc:Ignorable="w14 w15 w16se w16cid w16 w16cex w16sdtdh w16sdtfl w16du wp14">
+<w:document xmlns:wpc="http://schemas.microsoft.com/office/word/2010/wordprocessingCanvas" xmlns:cx="http://schemas.microsoft.com/office/drawing/2014/chartex" xmlns:cx1="http://schemas.microsoft.com/office/drawing/2015/9/8/chartex" xmlns:cx2="http://schemas.microsoft.com/office/drawing/2015/10/21/chartex" xmlns:cx3="http://schemas.microsoft.com/office/drawing/2016/5/9/chartex" xmlns:cx4="http://schemas.microsoft.com/office/drawing/2016/5/10/chartex" xmlns:cx5="http://schemas.microsoft.com/office/drawing/2016/5/11/chartex" xmlns:cx6="http://schemas.microsoft.com/office/drawing/2016/5/12/chartex" xmlns:cx7="http://schemas.microsoft.com/office/drawing/2016/5/13/chartex" xmlns:cx8="http://schemas.microsoft.com/office/drawing/2016/5/14/chartex" xmlns:mc="http://schemas.openxmlformats.org/markup-compatibility/2006" xmlns:aink="http://schemas.microsoft.com/office/drawing/2016/ink" xmlns:am3d="http://schemas.microsoft.com/office/drawing/2017/model3d" xmlns:o="urn:schemas-microsoft-com:office:office" xmlns:oel="http://schemas.microsoft.com/office/2019/extlst" xmlns:r="http://schemas.openxmlformats.org/officeDocument/2006/relationships" xmlns:m="http://schemas.openxmlformats.org/officeDocument/2006/math" xmlns:v="urn:schemas-microsoft-com:vml" xmlns:wp14="http://schemas.microsoft.com/office/word/2010/wordprocessingDrawing" xmlns:wp="http://schemas.openxmlformats.org/drawingml/2006/wordprocessingDrawing" xmlns:w10="urn:schemas-microsoft-com:office:word" xmlns:w="http://schemas.openxmlformats.org/wordprocessingml/2006/main" xmlns:w14="http://schemas.microsoft.com/office/word/2010/wordml" xmlns:w15="http://schemas.microsoft.com/office/word/2012/wordml" xmlns:w16cex="http://schemas.microsoft.com/office/word/2018/wordml/cex" xmlns:w16cid="http://schemas.microsoft.com/office/word/2016/wordml/cid" xmlns:w16="http://schemas.microsoft.com/office/word/2018/wordml" xmlns:w16du="http://schemas.microsoft.com/office/word/2023/wordml/word16du" xmlns:w16sdtdh="http://schemas.microsoft.com/office/word/2020/wordml/sdtdatahash" xmlns:w16sdtfl="http://schemas.microsoft.com/office/word/2024/wordml/sdtformatlock" xmlns:w16se="http://schemas.microsoft.com/office/word/2015/wordml/symex" xmlns:wpg="http://schemas.microsoft.com/office/word/2010/wordprocessingGroup" xmlns:wpi="http://schemas.microsoft.com/office/word/2010/wordprocessingInk" xmlns:wne="http://schemas.microsoft.com/office/word/2006/wordml" xmlns:wps="http://schemas.microsoft.com/office/word/2010/wordprocessingShape" mc:Ignorable="w14 w15 w16se w16cid w16 w16cex w16sdtdh w16sdtfl w16du wp14">
   <w:body>
     <w:p>
       <w:pPr>
@@ -123,9 +123,35 @@
     <w:p>
       <w:pPr>
         <w:pStyle w:val="a9"/>
-        <w:widowControl/>
-        <w:spacing w:after="0" w:line="240" w:lineRule="auto"/>
-        <w:ind w:left="0"/>
+        <w:ind w:left="0" w:firstLineChars="200" w:firstLine="560"/>
+        <w:jc w:val="both"/>
+        <w:rPr>
+          <w:rFonts w:ascii="Times New Roman" w:eastAsia="標楷體" w:hAnsi="Times New Roman" w:cs="Times New Roman"/>
+          <w:color w:val="000000" w:themeColor="text1"/>
+          <w:kern w:val="0"/>
+          <w:sz w:val="28"/>
+          <w14:ligatures w14:val="none"/>
+        </w:rPr>
+      </w:pPr>
+    </w:p>
+    <w:p>
+      <w:pPr>
+        <w:pStyle w:val="a9"/>
+        <w:ind w:left="0" w:firstLineChars="200" w:firstLine="560"/>
+        <w:jc w:val="both"/>
+        <w:rPr>
+          <w:rFonts w:ascii="Times New Roman" w:eastAsia="標楷體" w:hAnsi="Times New Roman" w:cs="Times New Roman"/>
+          <w:color w:val="000000" w:themeColor="text1"/>
+          <w:kern w:val="0"/>
+          <w:sz w:val="28"/>
+          <w14:ligatures w14:val="none"/>
+        </w:rPr>
+      </w:pPr>
+    </w:p>
+    <w:p>
+      <w:pPr>
+        <w:pStyle w:val="a9"/>
+        <w:ind w:left="0" w:firstLineChars="200" w:firstLine="560"/>
         <w:jc w:val="both"/>
         <w:rPr>
           <w:rFonts w:ascii="Times New Roman" w:eastAsia="標楷體" w:hAnsi="Times New Roman" w:cs="Times New Roman"/>
@@ -151,13 +177,31 @@
           <w14:ligatures w14:val="none"/>
         </w:rPr>
       </w:pPr>
+      <w:r>
+        <w:rPr>
+          <w:rFonts w:ascii="Times New Roman" w:eastAsia="標楷體" w:hAnsi="Times New Roman" w:cs="Times New Roman"/>
+          <w:color w:val="000000" w:themeColor="text1"/>
+          <w:kern w:val="0"/>
+          <w:sz w:val="28"/>
+          <w14:ligatures w14:val="none"/>
+        </w:rPr>
+        <w:t xml:space="preserve">11436032 </w:t>
+      </w:r>
+      <w:r>
+        <w:rPr>
+          <w:rFonts w:ascii="Times New Roman" w:eastAsia="標楷體" w:hAnsi="Times New Roman" w:cs="Times New Roman"/>
+          <w:color w:val="000000" w:themeColor="text1"/>
+          <w:kern w:val="0"/>
+          <w:sz w:val="28"/>
+          <w14:ligatures w14:val="none"/>
+        </w:rPr>
+        <w:t>吳育臻</w:t>
+      </w:r>
     </w:p>
     <w:p>
       <w:pPr>
         <w:pStyle w:val="a9"/>
-        <w:widowControl/>
-        <w:spacing w:after="0" w:line="240" w:lineRule="auto"/>
-        <w:ind w:left="0"/>
+        <w:ind w:left="0" w:firstLineChars="200" w:firstLine="560"/>
         <w:jc w:val="both"/>
         <w:rPr>
           <w:rFonts w:ascii="Times New Roman" w:eastAsia="標楷體" w:hAnsi="Times New Roman" w:cs="Times New Roman"/>
@@ -171,9 +215,7 @@
     <w:p>
       <w:pPr>
         <w:pStyle w:val="a9"/>
-        <w:widowControl/>
-        <w:spacing w:after="0" w:line="240" w:lineRule="auto"/>
-        <w:ind w:left="0"/>
+        <w:ind w:left="0" w:firstLineChars="200" w:firstLine="560"/>
         <w:jc w:val="both"/>
         <w:rPr>
           <w:rFonts w:ascii="Times New Roman" w:eastAsia="標楷體" w:hAnsi="Times New Roman" w:cs="Times New Roman"/>
@@ -183,65 +225,11 @@
           <w14:ligatures w14:val="none"/>
         </w:rPr>
       </w:pPr>
-      <w:r>
-        <w:rPr>
-          <w:rFonts w:ascii="Times New Roman" w:eastAsia="標楷體" w:hAnsi="Times New Roman" w:cs="Times New Roman"/>
-          <w:color w:val="000000" w:themeColor="text1"/>
-          <w:kern w:val="0"/>
-          <w:sz w:val="28"/>
-          <w14:ligatures w14:val="none"/>
-        </w:rPr>
-        <w:t xml:space="preserve">11436032 </w:t>
-      </w:r>
-      <w:r>
-        <w:rPr>
-          <w:rFonts w:ascii="Times New Roman" w:eastAsia="標楷體" w:hAnsi="Times New Roman" w:cs="Times New Roman"/>
-          <w:color w:val="000000" w:themeColor="text1"/>
-          <w:kern w:val="0"/>
-          <w:sz w:val="28"/>
-          <w14:ligatures w14:val="none"/>
-        </w:rPr>
-        <w:t>吳育臻</w:t>
-      </w:r>
     </w:p>
     <w:p>
       <w:pPr>
         <w:pStyle w:val="a9"/>
-        <w:widowControl/>
-        <w:spacing w:after="0" w:line="240" w:lineRule="auto"/>
-        <w:ind w:left="0"/>
-        <w:jc w:val="both"/>
-        <w:rPr>
-          <w:rFonts w:ascii="Times New Roman" w:eastAsia="標楷體" w:hAnsi="Times New Roman" w:cs="Times New Roman"/>
-          <w:color w:val="000000" w:themeColor="text1"/>
-          <w:kern w:val="0"/>
-          <w:sz w:val="28"/>
-          <w14:ligatures w14:val="none"/>
-        </w:rPr>
-      </w:pPr>
-    </w:p>
-    <w:p>
-      <w:pPr>
-        <w:pStyle w:val="a9"/>
-        <w:widowControl/>
-        <w:spacing w:after="0" w:line="240" w:lineRule="auto"/>
-        <w:ind w:left="0"/>
-        <w:jc w:val="both"/>
-        <w:rPr>
-          <w:rFonts w:ascii="Times New Roman" w:eastAsia="標楷體" w:hAnsi="Times New Roman" w:cs="Times New Roman"/>
-          <w:color w:val="000000" w:themeColor="text1"/>
-          <w:kern w:val="0"/>
-          <w:sz w:val="28"/>
-          <w14:ligatures w14:val="none"/>
-        </w:rPr>
-      </w:pPr>
-    </w:p>
-    <w:p>
-      <w:pPr>
-        <w:pStyle w:val="a9"/>
-        <w:widowControl/>
-        <w:spacing w:after="0" w:line="240" w:lineRule="auto"/>
-        <w:ind w:left="0"/>
+        <w:ind w:left="0" w:firstLineChars="200" w:firstLine="560"/>
         <w:jc w:val="both"/>
         <w:rPr>
           <w:rFonts w:ascii="Times New Roman" w:eastAsia="標楷體" w:hAnsi="Times New Roman" w:cs="Times New Roman"/>
@@ -298,12 +286,66 @@
     <w:p>
       <w:pPr>
         <w:pStyle w:val="a9"/>
-        <w:widowControl/>
-        <w:spacing w:after="0" w:line="240" w:lineRule="auto"/>
-        <w:ind w:left="0"/>
+        <w:ind w:left="0" w:firstLineChars="200" w:firstLine="560"/>
         <w:jc w:val="both"/>
         <w:rPr>
           <w:rFonts w:ascii="Times New Roman" w:eastAsia="標楷體" w:hAnsi="Times New Roman" w:cs="Times New Roman"/>
+          <w:color w:val="000000" w:themeColor="text1"/>
+          <w:kern w:val="0"/>
+          <w:sz w:val="28"/>
+          <w14:ligatures w14:val="none"/>
+        </w:rPr>
+      </w:pPr>
+    </w:p>
+    <w:p>
+      <w:pPr>
+        <w:pStyle w:val="a9"/>
+        <w:ind w:left="0" w:firstLineChars="200" w:firstLine="560"/>
+        <w:jc w:val="both"/>
+        <w:rPr>
+          <w:rFonts w:ascii="Times New Roman" w:eastAsia="標楷體" w:hAnsi="Times New Roman" w:cs="Times New Roman"/>
+          <w:color w:val="000000" w:themeColor="text1"/>
+          <w:kern w:val="0"/>
+          <w:sz w:val="28"/>
+          <w14:ligatures w14:val="none"/>
+        </w:rPr>
+      </w:pPr>
+    </w:p>
+    <w:p>
+      <w:pPr>
+        <w:pStyle w:val="a9"/>
+        <w:ind w:left="0" w:firstLineChars="200" w:firstLine="560"/>
+        <w:jc w:val="both"/>
+        <w:rPr>
+          <w:rFonts w:ascii="Times New Roman" w:eastAsia="標楷體" w:hAnsi="Times New Roman" w:cs="Times New Roman"/>
+          <w:color w:val="000000" w:themeColor="text1"/>
+          <w:kern w:val="0"/>
+          <w:sz w:val="28"/>
+          <w14:ligatures w14:val="none"/>
+        </w:rPr>
+      </w:pPr>
+    </w:p>
+    <w:p>
+      <w:pPr>
+        <w:pStyle w:val="a9"/>
+        <w:ind w:left="0" w:firstLineChars="200" w:firstLine="560"/>
+        <w:jc w:val="both"/>
+        <w:rPr>
+          <w:rFonts w:ascii="Times New Roman" w:eastAsia="標楷體" w:hAnsi="Times New Roman" w:cs="Times New Roman"/>
+          <w:color w:val="000000" w:themeColor="text1"/>
+          <w:kern w:val="0"/>
+          <w:sz w:val="28"/>
+          <w14:ligatures w14:val="none"/>
+        </w:rPr>
+      </w:pPr>
+    </w:p>
+    <w:p>
+      <w:pPr>
+        <w:pStyle w:val="a9"/>
+        <w:ind w:left="0" w:firstLineChars="200" w:firstLine="560"/>
+        <w:jc w:val="both"/>
+        <w:rPr>
+          <w:rFonts w:ascii="Times New Roman" w:eastAsia="標楷體" w:hAnsi="Times New Roman" w:cs="Times New Roman" w:hint="eastAsia"/>
           <w:color w:val="000000" w:themeColor="text1"/>
           <w:kern w:val="0"/>
           <w:sz w:val="28"/>
@@ -319,107 +361,387 @@
         <w:ind w:left="0"/>
         <w:jc w:val="both"/>
         <w:rPr>
-          <w:rFonts w:ascii="Times New Roman" w:eastAsia="標楷體" w:hAnsi="Times New Roman" w:cs="Times New Roman"/>
-          <w:color w:val="000000" w:themeColor="text1"/>
-          <w:kern w:val="0"/>
-          <w:sz w:val="28"/>
-          <w14:ligatures w14:val="none"/>
-        </w:rPr>
-      </w:pPr>
+          <w:rFonts w:ascii="Times New Roman" w:eastAsia="標楷體" w:hAnsi="Times New Roman" w:cs="Times New Roman" w:hint="eastAsia"/>
+          <w:color w:val="000000" w:themeColor="text1"/>
+          <w:kern w:val="0"/>
+          <w:sz w:val="28"/>
+          <w14:ligatures w14:val="none"/>
+        </w:rPr>
+      </w:pPr>
+      <w:r>
+        <w:rPr>
+          <w:rFonts w:ascii="Times New Roman" w:eastAsia="標楷體" w:hAnsi="Times New Roman" w:cs="Times New Roman" w:hint="eastAsia"/>
+          <w:color w:val="000000" w:themeColor="text1"/>
+          <w:kern w:val="0"/>
+          <w:sz w:val="28"/>
+          <w14:ligatures w14:val="none"/>
+        </w:rPr>
+        <w:t xml:space="preserve">11536014 </w:t>
+      </w:r>
+      <w:r>
+        <w:rPr>
+          <w:rFonts w:ascii="Times New Roman" w:eastAsia="標楷體" w:hAnsi="Times New Roman" w:cs="Times New Roman" w:hint="eastAsia"/>
+          <w:color w:val="000000" w:themeColor="text1"/>
+          <w:kern w:val="0"/>
+          <w:sz w:val="28"/>
+          <w14:ligatures w14:val="none"/>
+        </w:rPr>
+        <w:t>楊凱恩</w:t>
+      </w:r>
+    </w:p>
+    <w:p>
+      <w:pPr>
+        <w:pStyle w:val="a9"/>
+        <w:ind w:left="0" w:firstLineChars="200" w:firstLine="560"/>
+        <w:jc w:val="both"/>
+        <w:rPr>
+          <w:rFonts w:ascii="Times New Roman" w:eastAsia="標楷體" w:hAnsi="Times New Roman" w:cs="Times New Roman"/>
+          <w:color w:val="000000" w:themeColor="text1"/>
+          <w:kern w:val="0"/>
+          <w:sz w:val="28"/>
+          <w14:ligatures w14:val="none"/>
+        </w:rPr>
+      </w:pPr>
+      <w:r>
+        <w:rPr>
+          <w:rFonts w:ascii="Times New Roman" w:eastAsia="標楷體" w:hAnsi="Times New Roman" w:cs="Times New Roman"/>
+          <w:color w:val="000000" w:themeColor="text1"/>
+          <w:kern w:val="0"/>
+          <w:sz w:val="28"/>
+          <w14:ligatures w14:val="none"/>
+        </w:rPr>
+        <w:t>這次的專題從最初的主題發想、資料收集、系統設計到最終的系統建置與後續運作維護，每一個階段都</w:t>
+      </w:r>
+      <w:r>
+        <w:rPr>
+          <w:rFonts w:ascii="Times New Roman" w:eastAsia="標楷體" w:hAnsi="Times New Roman" w:cs="Times New Roman" w:hint="eastAsia"/>
+          <w:color w:val="000000" w:themeColor="text1"/>
+          <w:kern w:val="0"/>
+          <w:sz w:val="28"/>
+          <w14:ligatures w14:val="none"/>
+        </w:rPr>
+        <w:t>充滿</w:t>
+      </w:r>
+      <w:r>
+        <w:rPr>
+          <w:rFonts w:ascii="Times New Roman" w:eastAsia="標楷體" w:hAnsi="Times New Roman" w:cs="Times New Roman"/>
+          <w:color w:val="000000" w:themeColor="text1"/>
+          <w:kern w:val="0"/>
+          <w:sz w:val="28"/>
+          <w14:ligatures w14:val="none"/>
+        </w:rPr>
+        <w:t>未知與挑戰</w:t>
+      </w:r>
+      <w:r>
+        <w:rPr>
+          <w:rFonts w:ascii="Times New Roman" w:eastAsia="標楷體" w:hAnsi="Times New Roman" w:cs="Times New Roman" w:hint="eastAsia"/>
+          <w:color w:val="000000" w:themeColor="text1"/>
+          <w:kern w:val="0"/>
+          <w:sz w:val="28"/>
+          <w14:ligatures w14:val="none"/>
+        </w:rPr>
+        <w:t>，</w:t>
+      </w:r>
+      <w:r>
+        <w:rPr>
+          <w:rFonts w:ascii="Times New Roman" w:eastAsia="標楷體" w:hAnsi="Times New Roman" w:cs="Times New Roman"/>
+          <w:color w:val="000000" w:themeColor="text1"/>
+          <w:kern w:val="0"/>
+          <w:sz w:val="28"/>
+          <w14:ligatures w14:val="none"/>
+        </w:rPr>
+        <w:t>不僅訓練我們的技術實作能力，更大幅提升了我們解決問題的思維</w:t>
+      </w:r>
+      <w:r>
+        <w:rPr>
+          <w:rFonts w:ascii="Times New Roman" w:eastAsia="標楷體" w:hAnsi="Times New Roman" w:cs="Times New Roman" w:hint="eastAsia"/>
+          <w:color w:val="000000" w:themeColor="text1"/>
+          <w:kern w:val="0"/>
+          <w:sz w:val="28"/>
+          <w14:ligatures w14:val="none"/>
+        </w:rPr>
+        <w:t>，</w:t>
+      </w:r>
+      <w:r>
+        <w:rPr>
+          <w:rFonts w:ascii="Times New Roman" w:eastAsia="標楷體" w:hAnsi="Times New Roman" w:cs="Times New Roman"/>
+          <w:color w:val="000000" w:themeColor="text1"/>
+          <w:kern w:val="0"/>
+          <w:sz w:val="28"/>
+          <w14:ligatures w14:val="none"/>
+        </w:rPr>
+        <w:t>在</w:t>
+      </w:r>
+      <w:r>
+        <w:rPr>
+          <w:rFonts w:ascii="Times New Roman" w:eastAsia="標楷體" w:hAnsi="Times New Roman" w:cs="Times New Roman" w:hint="eastAsia"/>
+          <w:color w:val="000000" w:themeColor="text1"/>
+          <w:kern w:val="0"/>
+          <w:sz w:val="28"/>
+          <w14:ligatures w14:val="none"/>
+        </w:rPr>
+        <w:t>遇到問題</w:t>
+      </w:r>
+      <w:r>
+        <w:rPr>
+          <w:rFonts w:ascii="Times New Roman" w:eastAsia="標楷體" w:hAnsi="Times New Roman" w:cs="Times New Roman"/>
+          <w:color w:val="000000" w:themeColor="text1"/>
+          <w:kern w:val="0"/>
+          <w:sz w:val="28"/>
+          <w14:ligatures w14:val="none"/>
+        </w:rPr>
+        <w:t>時，我們透過不斷除錯與尋求最佳解答，最終順利將想法轉化為具體的系統服務</w:t>
+      </w:r>
+      <w:r>
+        <w:rPr>
+          <w:rFonts w:ascii="Times New Roman" w:eastAsia="標楷體" w:hAnsi="Times New Roman" w:cs="Times New Roman" w:hint="eastAsia"/>
+          <w:color w:val="000000" w:themeColor="text1"/>
+          <w:kern w:val="0"/>
+          <w:sz w:val="28"/>
+          <w14:ligatures w14:val="none"/>
+        </w:rPr>
+        <w:t>，</w:t>
+      </w:r>
+      <w:r>
+        <w:rPr>
+          <w:rFonts w:ascii="Times New Roman" w:eastAsia="標楷體" w:hAnsi="Times New Roman" w:cs="Times New Roman"/>
+          <w:color w:val="000000" w:themeColor="text1"/>
+          <w:kern w:val="0"/>
+          <w:sz w:val="28"/>
+          <w14:ligatures w14:val="none"/>
+        </w:rPr>
+        <w:t>這次專題</w:t>
+      </w:r>
+      <w:r>
+        <w:rPr>
+          <w:rFonts w:ascii="Times New Roman" w:eastAsia="標楷體" w:hAnsi="Times New Roman" w:cs="Times New Roman" w:hint="eastAsia"/>
+          <w:color w:val="000000" w:themeColor="text1"/>
+          <w:kern w:val="0"/>
+          <w:sz w:val="28"/>
+          <w14:ligatures w14:val="none"/>
+        </w:rPr>
+        <w:t>也</w:t>
+      </w:r>
+      <w:r>
+        <w:rPr>
+          <w:rFonts w:ascii="Times New Roman" w:eastAsia="標楷體" w:hAnsi="Times New Roman" w:cs="Times New Roman"/>
+          <w:color w:val="000000" w:themeColor="text1"/>
+          <w:kern w:val="0"/>
+          <w:sz w:val="28"/>
+          <w14:ligatures w14:val="none"/>
+        </w:rPr>
+        <w:t>讓我成功突破</w:t>
+      </w:r>
+      <w:r>
+        <w:rPr>
+          <w:rFonts w:ascii="Times New Roman" w:eastAsia="標楷體" w:hAnsi="Times New Roman" w:cs="Times New Roman" w:hint="eastAsia"/>
+          <w:color w:val="000000" w:themeColor="text1"/>
+          <w:kern w:val="0"/>
+          <w:sz w:val="28"/>
+          <w14:ligatures w14:val="none"/>
+        </w:rPr>
+        <w:t>技術方面的</w:t>
+      </w:r>
+      <w:r>
+        <w:rPr>
+          <w:rFonts w:ascii="Times New Roman" w:eastAsia="標楷體" w:hAnsi="Times New Roman" w:cs="Times New Roman"/>
+          <w:color w:val="000000" w:themeColor="text1"/>
+          <w:kern w:val="0"/>
+          <w:sz w:val="28"/>
+          <w14:ligatures w14:val="none"/>
+        </w:rPr>
+        <w:t>舒適圈，導入</w:t>
+      </w:r>
+      <w:r>
+        <w:rPr>
+          <w:rFonts w:ascii="Times New Roman" w:eastAsia="標楷體" w:hAnsi="Times New Roman" w:cs="Times New Roman"/>
+          <w:color w:val="000000" w:themeColor="text1"/>
+          <w:kern w:val="0"/>
+          <w:sz w:val="28"/>
+          <w14:ligatures w14:val="none"/>
+        </w:rPr>
+        <w:t xml:space="preserve"> AI </w:t>
+      </w:r>
+      <w:r>
+        <w:rPr>
+          <w:rFonts w:ascii="Times New Roman" w:eastAsia="標楷體" w:hAnsi="Times New Roman" w:cs="Times New Roman"/>
+          <w:color w:val="000000" w:themeColor="text1"/>
+          <w:kern w:val="0"/>
+          <w:sz w:val="28"/>
+          <w14:ligatures w14:val="none"/>
+        </w:rPr>
+        <w:t>代理人（</w:t>
+      </w:r>
+      <w:r>
+        <w:rPr>
+          <w:rFonts w:ascii="Times New Roman" w:eastAsia="標楷體" w:hAnsi="Times New Roman" w:cs="Times New Roman"/>
+          <w:color w:val="000000" w:themeColor="text1"/>
+          <w:kern w:val="0"/>
+          <w:sz w:val="28"/>
+          <w14:ligatures w14:val="none"/>
+        </w:rPr>
+        <w:t>n8n</w:t>
+      </w:r>
+      <w:r>
+        <w:rPr>
+          <w:rFonts w:ascii="Times New Roman" w:eastAsia="標楷體" w:hAnsi="Times New Roman" w:cs="Times New Roman"/>
+          <w:color w:val="000000" w:themeColor="text1"/>
+          <w:kern w:val="0"/>
+          <w:sz w:val="28"/>
+          <w14:ligatures w14:val="none"/>
+        </w:rPr>
+        <w:t>）建構自動化工作流，並結合</w:t>
+      </w:r>
+      <w:r>
+        <w:rPr>
+          <w:rFonts w:ascii="Times New Roman" w:eastAsia="標楷體" w:hAnsi="Times New Roman" w:cs="Times New Roman"/>
+          <w:color w:val="000000" w:themeColor="text1"/>
+          <w:kern w:val="0"/>
+          <w:sz w:val="28"/>
+          <w14:ligatures w14:val="none"/>
+        </w:rPr>
+        <w:t xml:space="preserve"> RAG</w:t>
+      </w:r>
+      <w:r>
+        <w:rPr>
+          <w:rFonts w:ascii="Times New Roman" w:eastAsia="標楷體" w:hAnsi="Times New Roman" w:cs="Times New Roman"/>
+          <w:color w:val="000000" w:themeColor="text1"/>
+          <w:kern w:val="0"/>
+          <w:sz w:val="28"/>
+          <w14:ligatures w14:val="none"/>
+        </w:rPr>
+        <w:t>（檢索增強生成）技術與向量資料</w:t>
+      </w:r>
+      <w:r>
+        <w:rPr>
+          <w:rFonts w:ascii="Times New Roman" w:eastAsia="標楷體" w:hAnsi="Times New Roman" w:cs="Times New Roman" w:hint="eastAsia"/>
+          <w:color w:val="000000" w:themeColor="text1"/>
+          <w:kern w:val="0"/>
+          <w:sz w:val="28"/>
+          <w14:ligatures w14:val="none"/>
+        </w:rPr>
+        <w:t>，</w:t>
+      </w:r>
+      <w:r>
+        <w:rPr>
+          <w:rFonts w:ascii="Times New Roman" w:eastAsia="標楷體" w:hAnsi="Times New Roman" w:cs="Times New Roman"/>
+          <w:color w:val="000000" w:themeColor="text1"/>
+          <w:kern w:val="0"/>
+          <w:sz w:val="28"/>
+          <w14:ligatures w14:val="none"/>
+        </w:rPr>
+        <w:t>也學會了</w:t>
+      </w:r>
+      <w:r>
+        <w:rPr>
+          <w:rFonts w:ascii="Times New Roman" w:eastAsia="標楷體" w:hAnsi="Times New Roman" w:cs="Times New Roman"/>
+          <w:color w:val="000000" w:themeColor="text1"/>
+          <w:kern w:val="0"/>
+          <w:sz w:val="28"/>
+          <w14:ligatures w14:val="none"/>
+        </w:rPr>
+        <w:t xml:space="preserve"> LINE </w:t>
+      </w:r>
+      <w:r>
+        <w:rPr>
+          <w:rFonts w:ascii="Times New Roman" w:eastAsia="標楷體" w:hAnsi="Times New Roman" w:cs="Times New Roman"/>
+          <w:color w:val="000000" w:themeColor="text1"/>
+          <w:kern w:val="0"/>
+          <w:sz w:val="28"/>
+          <w14:ligatures w14:val="none"/>
+        </w:rPr>
+        <w:t>登入驗證與</w:t>
+      </w:r>
+      <w:r>
+        <w:rPr>
+          <w:rFonts w:ascii="Times New Roman" w:eastAsia="標楷體" w:hAnsi="Times New Roman" w:cs="Times New Roman"/>
+          <w:color w:val="000000" w:themeColor="text1"/>
+          <w:kern w:val="0"/>
+          <w:sz w:val="28"/>
+          <w14:ligatures w14:val="none"/>
+        </w:rPr>
+        <w:t xml:space="preserve"> LINE Messaging API </w:t>
+      </w:r>
+      <w:r>
+        <w:rPr>
+          <w:rFonts w:ascii="Times New Roman" w:eastAsia="標楷體" w:hAnsi="Times New Roman" w:cs="Times New Roman"/>
+          <w:color w:val="000000" w:themeColor="text1"/>
+          <w:kern w:val="0"/>
+          <w:sz w:val="28"/>
+          <w14:ligatures w14:val="none"/>
+        </w:rPr>
+        <w:t>的整合應用，使用者能在熟悉的通訊軟體介面中獲得順暢的服務體驗</w:t>
+      </w:r>
+      <w:r>
+        <w:rPr>
+          <w:rFonts w:ascii="Times New Roman" w:eastAsia="標楷體" w:hAnsi="Times New Roman" w:cs="Times New Roman" w:hint="eastAsia"/>
+          <w:color w:val="000000" w:themeColor="text1"/>
+          <w:kern w:val="0"/>
+          <w:sz w:val="28"/>
+          <w14:ligatures w14:val="none"/>
+        </w:rPr>
+        <w:t>，</w:t>
+      </w:r>
+      <w:r>
+        <w:rPr>
+          <w:rFonts w:ascii="Times New Roman" w:eastAsia="標楷體" w:hAnsi="Times New Roman" w:cs="Times New Roman"/>
+          <w:color w:val="000000" w:themeColor="text1"/>
+          <w:kern w:val="0"/>
+          <w:sz w:val="28"/>
+          <w14:ligatures w14:val="none"/>
+        </w:rPr>
+        <w:t>除了技術上的提升，最幸運的是擁有非常棒的團隊夥伴，面對邏輯與介面設計上的分歧，大家</w:t>
+      </w:r>
+      <w:r>
+        <w:rPr>
+          <w:rFonts w:ascii="Times New Roman" w:eastAsia="標楷體" w:hAnsi="Times New Roman" w:cs="Times New Roman" w:hint="eastAsia"/>
+          <w:color w:val="000000" w:themeColor="text1"/>
+          <w:kern w:val="0"/>
+          <w:sz w:val="28"/>
+          <w14:ligatures w14:val="none"/>
+        </w:rPr>
+        <w:t>都</w:t>
+      </w:r>
+      <w:r>
+        <w:rPr>
+          <w:rFonts w:ascii="Times New Roman" w:eastAsia="標楷體" w:hAnsi="Times New Roman" w:cs="Times New Roman"/>
+          <w:color w:val="000000" w:themeColor="text1"/>
+          <w:kern w:val="0"/>
+          <w:sz w:val="28"/>
+          <w14:ligatures w14:val="none"/>
+        </w:rPr>
+        <w:t>能積極溝通</w:t>
+      </w:r>
+      <w:r>
+        <w:rPr>
+          <w:rFonts w:ascii="Times New Roman" w:eastAsia="標楷體" w:hAnsi="Times New Roman" w:cs="Times New Roman" w:hint="eastAsia"/>
+          <w:color w:val="000000" w:themeColor="text1"/>
+          <w:kern w:val="0"/>
+          <w:sz w:val="28"/>
+          <w14:ligatures w14:val="none"/>
+        </w:rPr>
+        <w:t>，讓我</w:t>
+      </w:r>
+      <w:r>
+        <w:rPr>
+          <w:rFonts w:ascii="Times New Roman" w:eastAsia="標楷體" w:hAnsi="Times New Roman" w:cs="Times New Roman"/>
+          <w:color w:val="000000" w:themeColor="text1"/>
+          <w:kern w:val="0"/>
+          <w:sz w:val="28"/>
+          <w14:ligatures w14:val="none"/>
+        </w:rPr>
+        <w:t>體會到團隊合作的價值，這份寶貴的經驗將成為我未來面對更多未知挑戰時最堅實的底氣。</w:t>
+      </w:r>
     </w:p>
     <w:p>
       <w:pPr>
         <w:pStyle w:val="a9"/>
         <w:widowControl/>
         <w:spacing w:after="0" w:line="240" w:lineRule="auto"/>
-        <w:ind w:left="0"/>
+        <w:ind w:left="0" w:firstLineChars="200" w:firstLine="560"/>
         <w:jc w:val="both"/>
         <w:rPr>
-          <w:rFonts w:ascii="Times New Roman" w:eastAsia="標楷體" w:hAnsi="Times New Roman" w:cs="Times New Roman"/>
-          <w:color w:val="000000" w:themeColor="text1"/>
-          <w:kern w:val="0"/>
-          <w:sz w:val="28"/>
-          <w14:ligatures w14:val="none"/>
-        </w:rPr>
-      </w:pPr>
-    </w:p>
-    <w:p>
-      <w:pPr>
-        <w:pStyle w:val="a9"/>
-        <w:widowControl/>
-        <w:spacing w:after="0" w:line="240" w:lineRule="auto"/>
-        <w:ind w:left="0"/>
-        <w:jc w:val="both"/>
-        <w:rPr>
-          <w:rFonts w:ascii="Times New Roman" w:eastAsia="標楷體" w:hAnsi="Times New Roman" w:cs="Times New Roman"/>
-          <w:color w:val="000000" w:themeColor="text1"/>
-          <w:kern w:val="0"/>
-          <w:sz w:val="28"/>
-          <w14:ligatures w14:val="none"/>
-        </w:rPr>
-      </w:pPr>
-      <w:r>
-        <w:rPr>
           <w:rFonts w:ascii="Times New Roman" w:eastAsia="標楷體" w:hAnsi="Times New Roman" w:cs="Times New Roman" w:hint="eastAsia"/>
-          <w:color w:val="000000" w:themeColor="text1"/>
-          <w:kern w:val="0"/>
-          <w:sz w:val="28"/>
-          <w14:ligatures w14:val="none"/>
-        </w:rPr>
-        <w:t xml:space="preserve">11536014 </w:t>
-      </w:r>
-      <w:r>
-        <w:rPr>
-          <w:rFonts w:ascii="Times New Roman" w:eastAsia="標楷體" w:hAnsi="Times New Roman" w:cs="Times New Roman" w:hint="eastAsia"/>
-          <w:color w:val="000000" w:themeColor="text1"/>
-          <w:kern w:val="0"/>
-          <w:sz w:val="28"/>
-          <w14:ligatures w14:val="none"/>
-        </w:rPr>
-        <w:t>楊凱恩</w:t>
-      </w:r>
-    </w:p>
-    <w:p>
-      <w:pPr>
-        <w:pStyle w:val="a9"/>
-        <w:widowControl/>
-        <w:spacing w:after="0" w:line="240" w:lineRule="auto"/>
-        <w:ind w:left="0"/>
-        <w:jc w:val="both"/>
-        <w:rPr>
-          <w:rFonts w:ascii="Times New Roman" w:eastAsia="標楷體" w:hAnsi="Times New Roman" w:cs="Times New Roman"/>
-          <w:color w:val="000000" w:themeColor="text1"/>
-          <w:kern w:val="0"/>
-          <w:sz w:val="28"/>
-          <w14:ligatures w14:val="none"/>
-        </w:rPr>
-      </w:pPr>
-    </w:p>
-    <w:p>
-      <w:pPr>
-        <w:pStyle w:val="a9"/>
-        <w:widowControl/>
-        <w:spacing w:after="0" w:line="240" w:lineRule="auto"/>
-        <w:ind w:left="0"/>
-        <w:jc w:val="both"/>
-        <w:rPr>
-          <w:rFonts w:ascii="Times New Roman" w:eastAsia="標楷體" w:hAnsi="Times New Roman" w:cs="Times New Roman"/>
-          <w:color w:val="000000" w:themeColor="text1"/>
-          <w:kern w:val="0"/>
-          <w:sz w:val="28"/>
-          <w14:ligatures w14:val="none"/>
-        </w:rPr>
-      </w:pPr>
-    </w:p>
-    <w:p>
-      <w:pPr>
-        <w:pStyle w:val="a9"/>
-        <w:widowControl/>
-        <w:spacing w:after="0" w:line="240" w:lineRule="auto"/>
-        <w:ind w:left="0"/>
-        <w:jc w:val="both"/>
-        <w:rPr>
-          <w:rFonts w:ascii="Times New Roman" w:eastAsia="標楷體" w:hAnsi="Times New Roman" w:cs="Times New Roman"/>
           <w:color w:val="000000" w:themeColor="text1"/>
           <w:kern w:val="0"/>
           <w:sz w:val="28"/>
@@ -473,9 +795,7 @@
     <w:p>
       <w:pPr>
         <w:pStyle w:val="a9"/>
-        <w:widowControl/>
-        <w:spacing w:after="0" w:line="240" w:lineRule="auto"/>
-        <w:ind w:left="0"/>
+        <w:ind w:left="0" w:firstLineChars="200" w:firstLine="560"/>
         <w:jc w:val="both"/>
         <w:rPr>
           <w:rFonts w:ascii="Times New Roman" w:eastAsia="標楷體" w:hAnsi="Times New Roman" w:cs="Times New Roman"/>
@@ -496,8 +816,165 @@
 </w:document>
 </file>
 
+<file path=word/numbering.xml><?xml version="1.0" encoding="utf-8"?>
+<w:numbering xmlns:wpc="http://schemas.microsoft.com/office/word/2010/wordprocessingCanvas" xmlns:cx="http://schemas.microsoft.com/office/drawing/2014/chartex" xmlns:cx1="http://schemas.microsoft.com/office/drawing/2015/9/8/chartex" xmlns:cx2="http://schemas.microsoft.com/office/drawing/2015/10/21/chartex" xmlns:cx3="http://schemas.microsoft.com/office/drawing/2016/5/9/chartex" xmlns:cx4="http://schemas.microsoft.com/office/drawing/2016/5/10/chartex" xmlns:cx5="http://schemas.microsoft.com/office/drawing/2016/5/11/chartex" xmlns:cx6="http://schemas.microsoft.com/office/drawing/2016/5/12/chartex" xmlns:cx7="http://schemas.microsoft.com/office/drawing/2016/5/13/chartex" xmlns:cx8="http://schemas.microsoft.com/office/drawing/2016/5/14/chartex" xmlns:mc="http://schemas.openxmlformats.org/markup-compatibility/2006" xmlns:aink="http://schemas.microsoft.com/office/drawing/2016/ink" xmlns:am3d="http://schemas.microsoft.com/office/drawing/2017/model3d" xmlns:o="urn:schemas-microsoft-com:office:office" xmlns:oel="http://schemas.microsoft.com/office/2019/extlst" xmlns:r="http://schemas.openxmlformats.org/officeDocument/2006/relationships" xmlns:m="http://schemas.openxmlformats.org/officeDocument/2006/math" xmlns:v="urn:schemas-microsoft-com:vml" xmlns:wp14="http://schemas.microsoft.com/office/word/2010/wordprocessingDrawing" xmlns:wp="http://schemas.openxmlformats.org/drawingml/2006/wordprocessingDrawing" xmlns:w10="urn:schemas-microsoft-com:office:word" xmlns:w="http://schemas.openxmlformats.org/wordprocessingml/2006/main" xmlns:w14="http://schemas.microsoft.com/office/word/2010/wordml" xmlns:w15="http://schemas.microsoft.com/office/word/2012/wordml" xmlns:w16cex="http://schemas.microsoft.com/office/word/2018/wordml/cex" xmlns:w16cid="http://schemas.microsoft.com/office/word/2016/wordml/cid" xmlns:w16="http://schemas.microsoft.com/office/word/2018/wordml" xmlns:w16du="http://schemas.microsoft.com/office/word/2023/wordml/word16du" xmlns:w16sdtdh="http://schemas.microsoft.com/office/word/2020/wordml/sdtdatahash" xmlns:w16sdtfl="http://schemas.microsoft.com/office/word/2024/wordml/sdtformatlock" xmlns:w16se="http://schemas.microsoft.com/office/word/2015/wordml/symex" xmlns:wpg="http://schemas.microsoft.com/office/word/2010/wordprocessingGroup" xmlns:wpi="http://schemas.microsoft.com/office/word/2010/wordprocessingInk" xmlns:wne="http://schemas.microsoft.com/office/word/2006/wordml" xmlns:wps="http://schemas.microsoft.com/office/word/2010/wordprocessingShape" mc:Ignorable="w14 w15 w16se w16cid w16 w16cex w16sdtdh w16sdtfl w16du wp14">
+  <w:abstractNum w:abstractNumId="0" w15:restartNumberingAfterBreak="0">
+    <w:nsid w:val="26751EF2"/>
+    <w:multiLevelType w:val="multilevel"/>
+    <w:tmpl w:val="A8AE9C88"/>
+    <w:lvl w:ilvl="0">
+      <w:start w:val="1"/>
+      <w:numFmt w:val="bullet"/>
+      <w:lvlText w:val=""/>
+      <w:lvlJc w:val="left"/>
+      <w:pPr>
+        <w:tabs>
+          <w:tab w:val="num" w:pos="720"/>
+        </w:tabs>
+        <w:ind w:left="720" w:hanging="360"/>
+      </w:pPr>
+      <w:rPr>
+        <w:rFonts w:ascii="Symbol" w:hAnsi="Symbol" w:hint="default"/>
+        <w:sz w:val="20"/>
+      </w:rPr>
+    </w:lvl>
+    <w:lvl w:ilvl="1" w:tentative="1">
+      <w:start w:val="1"/>
+      <w:numFmt w:val="bullet"/>
+      <w:lvlText w:val="o"/>
+      <w:lvlJc w:val="left"/>
+      <w:pPr>
+        <w:tabs>
+          <w:tab w:val="num" w:pos="1440"/>
+        </w:tabs>
+        <w:ind w:left="1440" w:hanging="360"/>
+      </w:pPr>
+      <w:rPr>
+        <w:rFonts w:ascii="Courier New" w:hAnsi="Courier New" w:hint="default"/>
+        <w:sz w:val="20"/>
+      </w:rPr>
+    </w:lvl>
+    <w:lvl w:ilvl="2" w:tentative="1">
+      <w:start w:val="1"/>
+      <w:numFmt w:val="bullet"/>
+      <w:lvlText w:val=""/>
+      <w:lvlJc w:val="left"/>
+      <w:pPr>
+        <w:tabs>
+          <w:tab w:val="num" w:pos="2160"/>
+        </w:tabs>
+        <w:ind w:left="2160" w:hanging="360"/>
+      </w:pPr>
+      <w:rPr>
+        <w:rFonts w:ascii="Wingdings" w:hAnsi="Wingdings" w:hint="default"/>
+        <w:sz w:val="20"/>
+      </w:rPr>
+    </w:lvl>
+    <w:lvl w:ilvl="3" w:tentative="1">
+      <w:start w:val="1"/>
+      <w:numFmt w:val="bullet"/>
+      <w:lvlText w:val=""/>
+      <w:lvlJc w:val="left"/>
+      <w:pPr>
+        <w:tabs>
+          <w:tab w:val="num" w:pos="2880"/>
+        </w:tabs>
+        <w:ind w:left="2880" w:hanging="360"/>
+      </w:pPr>
+      <w:rPr>
+        <w:rFonts w:ascii="Wingdings" w:hAnsi="Wingdings" w:hint="default"/>
+        <w:sz w:val="20"/>
+      </w:rPr>
+    </w:lvl>
+    <w:lvl w:ilvl="4" w:tentative="1">
+      <w:start w:val="1"/>
+      <w:numFmt w:val="bullet"/>
+      <w:lvlText w:val=""/>
+      <w:lvlJc w:val="left"/>
+      <w:pPr>
+        <w:tabs>
+          <w:tab w:val="num" w:pos="3600"/>
+        </w:tabs>
+        <w:ind w:left="3600" w:hanging="360"/>
+      </w:pPr>
+      <w:rPr>
+        <w:rFonts w:ascii="Wingdings" w:hAnsi="Wingdings" w:hint="default"/>
+        <w:sz w:val="20"/>
+      </w:rPr>
+    </w:lvl>
+    <w:lvl w:ilvl="5" w:tentative="1">
+      <w:start w:val="1"/>
+      <w:numFmt w:val="bullet"/>
+      <w:lvlText w:val=""/>
+      <w:lvlJc w:val="left"/>
+      <w:pPr>
+        <w:tabs>
+          <w:tab w:val="num" w:pos="4320"/>
+        </w:tabs>
+        <w:ind w:left="4320" w:hanging="360"/>
+      </w:pPr>
+      <w:rPr>
+        <w:rFonts w:ascii="Wingdings" w:hAnsi="Wingdings" w:hint="default"/>
+        <w:sz w:val="20"/>
+      </w:rPr>
+    </w:lvl>
+    <w:lvl w:ilvl="6" w:tentative="1">
+      <w:start w:val="1"/>
+      <w:numFmt w:val="bullet"/>
+      <w:lvlText w:val=""/>
+      <w:lvlJc w:val="left"/>
+      <w:pPr>
+        <w:tabs>
+          <w:tab w:val="num" w:pos="5040"/>
+        </w:tabs>
+        <w:ind w:left="5040" w:hanging="360"/>
+      </w:pPr>
+      <w:rPr>
+        <w:rFonts w:ascii="Wingdings" w:hAnsi="Wingdings" w:hint="default"/>
+        <w:sz w:val="20"/>
+      </w:rPr>
+    </w:lvl>
+    <w:lvl w:ilvl="7" w:tentative="1">
+      <w:start w:val="1"/>
+      <w:numFmt w:val="bullet"/>
+      <w:lvlText w:val=""/>
+      <w:lvlJc w:val="left"/>
+      <w:pPr>
+        <w:tabs>
+          <w:tab w:val="num" w:pos="5760"/>
+        </w:tabs>
+        <w:ind w:left="5760" w:hanging="360"/>
+      </w:pPr>
+      <w:rPr>
+        <w:rFonts w:ascii="Wingdings" w:hAnsi="Wingdings" w:hint="default"/>
+        <w:sz w:val="20"/>
+      </w:rPr>
+    </w:lvl>
+    <w:lvl w:ilvl="8" w:tentative="1">
+      <w:start w:val="1"/>
+      <w:numFmt w:val="bullet"/>
+      <w:lvlText w:val=""/>
+      <w:lvlJc w:val="left"/>
+      <w:pPr>
+        <w:tabs>
+          <w:tab w:val="num" w:pos="6480"/>
+        </w:tabs>
+        <w:ind w:left="6480" w:hanging="360"/>
+      </w:pPr>
+      <w:rPr>
+        <w:rFonts w:ascii="Wingdings" w:hAnsi="Wingdings" w:hint="default"/>
+        <w:sz w:val="20"/>
+      </w:rPr>
+    </w:lvl>
+  </w:abstractNum>
+  <w:num w:numId="1" w16cid:durableId="986662034">
+    <w:abstractNumId w:val="0"/>
+  </w:num>
+</w:numbering>
+</file>
+
 <file path=word/styles.xml><?xml version="1.0" encoding="utf-8"?>
-<w:styles xmlns:mc="http://schemas.openxmlformats.org/markup-compatibility/2006" xmlns:r="http://schemas.openxmlformats.org/officeDocument/2006/relationships" xmlns:w="http://schemas.openxmlformats.org/wordprocessingml/2006/main" xmlns:w14="http://schemas.microsoft.com/office/word/2010/wordml" xmlns:w15="http://schemas.microsoft.com/office/word/2012/wordml" xmlns:w16cex="http://schemas.microsoft.com/office/word/2018/wordml/cex" xmlns:w16cid="http://schemas.microsoft.com/office/word/2016/wordml/cid" xmlns:w16="http://schemas.microsoft.com/office/word/2018/wordml" xmlns:w16sdtdh="http://schemas.microsoft.com/office/word/2020/wordml/sdtdatahash" xmlns:w16sdtfl="http://schemas.microsoft.com/office/word/2024/wordml/sdtformatlock" xmlns:w16se="http://schemas.microsoft.com/office/word/2015/wordml/symex" xmlns:w16du="http://schemas.microsoft.com/office/word/2023/wordml/word16du" mc:Ignorable="w14 w15 w16se w16cid w16 w16cex w16sdtdh w16sdtfl w16du">
+<w:styles xmlns:mc="http://schemas.openxmlformats.org/markup-compatibility/2006" xmlns:r="http://schemas.openxmlformats.org/officeDocument/2006/relationships" xmlns:w="http://schemas.openxmlformats.org/wordprocessingml/2006/main" xmlns:w14="http://schemas.microsoft.com/office/word/2010/wordml" xmlns:w15="http://schemas.microsoft.com/office/word/2012/wordml" xmlns:w16cex="http://schemas.microsoft.com/office/word/2018/wordml/cex" xmlns:w16cid="http://schemas.microsoft.com/office/word/2016/wordml/cid" xmlns:w16="http://schemas.microsoft.com/office/word/2018/wordml" xmlns:w16du="http://schemas.microsoft.com/office/word/2023/wordml/word16du" xmlns:w16sdtdh="http://schemas.microsoft.com/office/word/2020/wordml/sdtdatahash" xmlns:w16sdtfl="http://schemas.microsoft.com/office/word/2024/wordml/sdtformatlock" xmlns:w16se="http://schemas.microsoft.com/office/word/2015/wordml/symex" mc:Ignorable="w14 w15 w16se w16cid w16 w16cex w16sdtdh w16sdtfl w16du">
   <w:docDefaults>
     <w:rPrDefault>
       <w:rPr>
@@ -1101,7 +1578,6 @@
   <w:style w:type="character" w:default="1" w:styleId="a0">
     <w:name w:val="Default Paragraph Font"/>
     <w:uiPriority w:val="1"/>
-    <w:semiHidden/>
     <w:unhideWhenUsed/>
   </w:style>
   <w:style w:type="table" w:default="1" w:styleId="a1">

--- a/複評文件!!!!!!/第十三章 感想.docx
+++ b/複評文件!!!!!!/第十三章 感想.docx
@@ -211,6 +211,96 @@
           <w14:ligatures w14:val="none"/>
         </w:rPr>
       </w:pPr>
+      <w:r>
+        <w:rPr>
+          <w:rFonts w:ascii="Times New Roman" w:eastAsia="標楷體" w:hAnsi="Times New Roman" w:cs="Times New Roman"/>
+          <w:color w:val="000000" w:themeColor="text1"/>
+          <w:kern w:val="0"/>
+          <w:sz w:val="28"/>
+          <w14:ligatures w14:val="none"/>
+        </w:rPr>
+        <w:t>這次專題對我而言是一段收穫豐碩且深刻的旅程。身為跨領域背景的學生，起初在技術基礎上相對吃力，必須一邊兼顧日常課業，一邊從零開始摸索各項開發工具與程式邏輯。回想最初的主題發想階段，組員們因專業與思維角度不同，產生了許多碰撞與磨合，歷經多次深入討論，才終於凝聚共識，確立出大家都滿意且具可行性的研究方向。在後續逐步架構與建置系統的過程中，適逢</w:t>
+      </w:r>
+      <w:r>
+        <w:rPr>
+          <w:rFonts w:ascii="Times New Roman" w:eastAsia="標楷體" w:hAnsi="Times New Roman" w:cs="Times New Roman"/>
+          <w:color w:val="000000" w:themeColor="text1"/>
+          <w:kern w:val="0"/>
+          <w:sz w:val="28"/>
+          <w14:ligatures w14:val="none"/>
+        </w:rPr>
+        <w:t xml:space="preserve"> AI </w:t>
+      </w:r>
+      <w:r>
+        <w:rPr>
+          <w:rFonts w:ascii="Times New Roman" w:eastAsia="標楷體" w:hAnsi="Times New Roman" w:cs="Times New Roman"/>
+          <w:color w:val="000000" w:themeColor="text1"/>
+          <w:kern w:val="0"/>
+          <w:sz w:val="28"/>
+          <w14:ligatures w14:val="none"/>
+        </w:rPr>
+        <w:t>蓬勃發展的浪潮，我們也積極導入</w:t>
+      </w:r>
+      <w:r>
+        <w:rPr>
+          <w:rFonts w:ascii="Times New Roman" w:eastAsia="標楷體" w:hAnsi="Times New Roman" w:cs="Times New Roman"/>
+          <w:color w:val="000000" w:themeColor="text1"/>
+          <w:kern w:val="0"/>
+          <w:sz w:val="28"/>
+          <w14:ligatures w14:val="none"/>
+        </w:rPr>
+        <w:t xml:space="preserve"> AI </w:t>
+      </w:r>
+      <w:r>
+        <w:rPr>
+          <w:rFonts w:ascii="Times New Roman" w:eastAsia="標楷體" w:hAnsi="Times New Roman" w:cs="Times New Roman"/>
+          <w:color w:val="000000" w:themeColor="text1"/>
+          <w:kern w:val="0"/>
+          <w:sz w:val="28"/>
+          <w14:ligatures w14:val="none"/>
+        </w:rPr>
+        <w:t>代理人等輔助工具。對於初學者來說，</w:t>
+      </w:r>
+      <w:r>
+        <w:rPr>
+          <w:rFonts w:ascii="Times New Roman" w:eastAsia="標楷體" w:hAnsi="Times New Roman" w:cs="Times New Roman"/>
+          <w:color w:val="000000" w:themeColor="text1"/>
+          <w:kern w:val="0"/>
+          <w:sz w:val="28"/>
+          <w14:ligatures w14:val="none"/>
+        </w:rPr>
+        <w:t xml:space="preserve">AI </w:t>
+      </w:r>
+      <w:r>
+        <w:rPr>
+          <w:rFonts w:ascii="Times New Roman" w:eastAsia="標楷體" w:hAnsi="Times New Roman" w:cs="Times New Roman"/>
+          <w:color w:val="000000" w:themeColor="text1"/>
+          <w:kern w:val="0"/>
+          <w:sz w:val="28"/>
+          <w14:ligatures w14:val="none"/>
+        </w:rPr>
+        <w:t>確實大幅降低了技術門檻並提升開發效率，但更重要的是，這段實作讓我體會到「人機協作」的真諦：</w:t>
+      </w:r>
+      <w:r>
+        <w:rPr>
+          <w:rFonts w:ascii="Times New Roman" w:eastAsia="標楷體" w:hAnsi="Times New Roman" w:cs="Times New Roman"/>
+          <w:color w:val="000000" w:themeColor="text1"/>
+          <w:kern w:val="0"/>
+          <w:sz w:val="28"/>
+          <w14:ligatures w14:val="none"/>
+        </w:rPr>
+        <w:t xml:space="preserve">AI </w:t>
+      </w:r>
+      <w:r>
+        <w:rPr>
+          <w:rFonts w:ascii="Times New Roman" w:eastAsia="標楷體" w:hAnsi="Times New Roman" w:cs="Times New Roman"/>
+          <w:color w:val="000000" w:themeColor="text1"/>
+          <w:kern w:val="0"/>
+          <w:sz w:val="28"/>
+          <w14:ligatures w14:val="none"/>
+        </w:rPr>
+        <w:t>是強大的推手，而非全知全能的答案，我們不能盲目依賴其生成結果，必須具備獨立思考、除錯驗證與架構微調的批判能力。這段從迷惘到落實成果的經歷，不僅磨練了我的技術素養，更讓我掌握了跨領域協作與善用新興科技的思維，成為未來職涯中極具價值的核心能力與難忘回憶。</w:t>
+      </w:r>
     </w:p>
     <w:p>
       <w:pPr>
@@ -345,7 +435,7 @@
         <w:ind w:left="0" w:firstLineChars="200" w:firstLine="560"/>
         <w:jc w:val="both"/>
         <w:rPr>
-          <w:rFonts w:ascii="Times New Roman" w:eastAsia="標楷體" w:hAnsi="Times New Roman" w:cs="Times New Roman" w:hint="eastAsia"/>
+          <w:rFonts w:ascii="Times New Roman" w:eastAsia="標楷體" w:hAnsi="Times New Roman" w:cs="Times New Roman"/>
           <w:color w:val="000000" w:themeColor="text1"/>
           <w:kern w:val="0"/>
           <w:sz w:val="28"/>
@@ -361,7 +451,7 @@
         <w:ind w:left="0"/>
         <w:jc w:val="both"/>
         <w:rPr>
-          <w:rFonts w:ascii="Times New Roman" w:eastAsia="標楷體" w:hAnsi="Times New Roman" w:cs="Times New Roman" w:hint="eastAsia"/>
+          <w:rFonts w:ascii="Times New Roman" w:eastAsia="標楷體" w:hAnsi="Times New Roman" w:cs="Times New Roman"/>
           <w:color w:val="000000" w:themeColor="text1"/>
           <w:kern w:val="0"/>
           <w:sz w:val="28"/>
@@ -741,7 +831,7 @@
         <w:ind w:left="0" w:firstLineChars="200" w:firstLine="560"/>
         <w:jc w:val="both"/>
         <w:rPr>
-          <w:rFonts w:ascii="Times New Roman" w:eastAsia="標楷體" w:hAnsi="Times New Roman" w:cs="Times New Roman" w:hint="eastAsia"/>
+          <w:rFonts w:ascii="Times New Roman" w:eastAsia="標楷體" w:hAnsi="Times New Roman" w:cs="Times New Roman"/>
           <w:color w:val="000000" w:themeColor="text1"/>
           <w:kern w:val="0"/>
           <w:sz w:val="28"/>
@@ -1578,6 +1668,7 @@
   <w:style w:type="character" w:default="1" w:styleId="a0">
     <w:name w:val="Default Paragraph Font"/>
     <w:uiPriority w:val="1"/>
+    <w:semiHidden/>
     <w:unhideWhenUsed/>
   </w:style>
   <w:style w:type="table" w:default="1" w:styleId="a1">

--- a/複評文件!!!!!!/第十三章 感想.docx
+++ b/複評文件!!!!!!/第十三章 感想.docx
@@ -1,6 +1,6 @@
 
 <file path=word/document.xml><?xml version="1.0" encoding="utf-8"?>
-<w:document xmlns:wpc="http://schemas.microsoft.com/office/word/2010/wordprocessingCanvas" xmlns:cx="http://schemas.microsoft.com/office/drawing/2014/chartex" xmlns:cx1="http://schemas.microsoft.com/office/drawing/2015/9/8/chartex" xmlns:cx2="http://schemas.microsoft.com/office/drawing/2015/10/21/chartex" xmlns:cx3="http://schemas.microsoft.com/office/drawing/2016/5/9/chartex" xmlns:cx4="http://schemas.microsoft.com/office/drawing/2016/5/10/chartex" xmlns:cx5="http://schemas.microsoft.com/office/drawing/2016/5/11/chartex" xmlns:cx6="http://schemas.microsoft.com/office/drawing/2016/5/12/chartex" xmlns:cx7="http://schemas.microsoft.com/office/drawing/2016/5/13/chartex" xmlns:cx8="http://schemas.microsoft.com/office/drawing/2016/5/14/chartex" xmlns:mc="http://schemas.openxmlformats.org/markup-compatibility/2006" xmlns:aink="http://schemas.microsoft.com/office/drawing/2016/ink" xmlns:am3d="http://schemas.microsoft.com/office/drawing/2017/model3d" xmlns:o="urn:schemas-microsoft-com:office:office" xmlns:oel="http://schemas.microsoft.com/office/2019/extlst" xmlns:r="http://schemas.openxmlformats.org/officeDocument/2006/relationships" xmlns:m="http://schemas.openxmlformats.org/officeDocument/2006/math" xmlns:v="urn:schemas-microsoft-com:vml" xmlns:wp14="http://schemas.microsoft.com/office/word/2010/wordprocessingDrawing" xmlns:wp="http://schemas.openxmlformats.org/drawingml/2006/wordprocessingDrawing" xmlns:w10="urn:schemas-microsoft-com:office:word" xmlns:w="http://schemas.openxmlformats.org/wordprocessingml/2006/main" xmlns:w14="http://schemas.microsoft.com/office/word/2010/wordml" xmlns:w15="http://schemas.microsoft.com/office/word/2012/wordml" xmlns:w16cex="http://schemas.microsoft.com/office/word/2018/wordml/cex" xmlns:w16cid="http://schemas.microsoft.com/office/word/2016/wordml/cid" xmlns:w16="http://schemas.microsoft.com/office/word/2018/wordml" xmlns:w16du="http://schemas.microsoft.com/office/word/2023/wordml/word16du" xmlns:w16sdtdh="http://schemas.microsoft.com/office/word/2020/wordml/sdtdatahash" xmlns:w16sdtfl="http://schemas.microsoft.com/office/word/2024/wordml/sdtformatlock" xmlns:w16se="http://schemas.microsoft.com/office/word/2015/wordml/symex" xmlns:wpg="http://schemas.microsoft.com/office/word/2010/wordprocessingGroup" xmlns:wpi="http://schemas.microsoft.com/office/word/2010/wordprocessingInk" xmlns:wne="http://schemas.microsoft.com/office/word/2006/wordml" xmlns:wps="http://schemas.microsoft.com/office/word/2010/wordprocessingShape" mc:Ignorable="w14 w15 w16se w16cid w16 w16cex w16sdtdh w16sdtfl w16du wp14">
+<w:document xmlns:wpc="http://schemas.microsoft.com/office/word/2010/wordprocessingCanvas" xmlns:cx="http://schemas.microsoft.com/office/drawing/2014/chartex" xmlns:cx1="http://schemas.microsoft.com/office/drawing/2015/9/8/chartex" xmlns:cx2="http://schemas.microsoft.com/office/drawing/2015/10/21/chartex" xmlns:cx3="http://schemas.microsoft.com/office/drawing/2016/5/9/chartex" xmlns:cx4="http://schemas.microsoft.com/office/drawing/2016/5/10/chartex" xmlns:cx5="http://schemas.microsoft.com/office/drawing/2016/5/11/chartex" xmlns:cx6="http://schemas.microsoft.com/office/drawing/2016/5/12/chartex" xmlns:cx7="http://schemas.microsoft.com/office/drawing/2016/5/13/chartex" xmlns:cx8="http://schemas.microsoft.com/office/drawing/2016/5/14/chartex" xmlns:mc="http://schemas.openxmlformats.org/markup-compatibility/2006" xmlns:m="http://schemas.openxmlformats.org/officeDocument/2006/math" xmlns:aink="http://schemas.microsoft.com/office/drawing/2016/ink" xmlns:am3d="http://schemas.microsoft.com/office/drawing/2017/model3d" xmlns:oel="http://schemas.microsoft.com/office/2019/extlst" xmlns:r="http://schemas.openxmlformats.org/officeDocument/2006/relationships" xmlns:wp14="http://schemas.microsoft.com/office/word/2010/wordprocessingDrawing" xmlns:wp="http://schemas.openxmlformats.org/drawingml/2006/wordprocessingDrawing" xmlns:wpg="http://schemas.microsoft.com/office/word/2010/wordprocessingGroup" xmlns:wpi="http://schemas.microsoft.com/office/word/2010/wordprocessingInk" xmlns:wps="http://schemas.microsoft.com/office/word/2010/wordprocessingShape" xmlns:o="urn:schemas-microsoft-com:office:office" xmlns:v="urn:schemas-microsoft-com:vml" xmlns:w10="urn:schemas-microsoft-com:office:word" xmlns:w="http://schemas.openxmlformats.org/wordprocessingml/2006/main" xmlns:w14="http://schemas.microsoft.com/office/word/2010/wordml" xmlns:w15="http://schemas.microsoft.com/office/word/2012/wordml" xmlns:w16cex="http://schemas.microsoft.com/office/word/2018/wordml/cex" xmlns:w16cid="http://schemas.microsoft.com/office/word/2016/wordml/cid" xmlns:w16="http://schemas.microsoft.com/office/word/2018/wordml" xmlns:w16sdtdh="http://schemas.microsoft.com/office/word/2020/wordml/sdtdatahash" xmlns:w16sdtfl="http://schemas.microsoft.com/office/word/2024/wordml/sdtformatlock" xmlns:w16se="http://schemas.microsoft.com/office/word/2015/wordml/symex" xmlns:w16du="http://schemas.microsoft.com/office/word/2023/wordml/word16du" xmlns:wne="http://schemas.microsoft.com/office/word/2006/wordml" mc:Ignorable="w14 w15 w16se w16cid w16 w16cex w16sdtdh w16sdtfl w16du wp14">
   <w:body>
     <w:p>
       <w:pPr>
@@ -122,43 +122,150 @@
     </w:p>
     <w:p>
       <w:pPr>
-        <w:pStyle w:val="a9"/>
-        <w:ind w:left="0" w:firstLineChars="200" w:firstLine="560"/>
-        <w:jc w:val="both"/>
-        <w:rPr>
-          <w:rFonts w:ascii="Times New Roman" w:eastAsia="標楷體" w:hAnsi="Times New Roman" w:cs="Times New Roman"/>
-          <w:color w:val="000000" w:themeColor="text1"/>
-          <w:kern w:val="0"/>
-          <w:sz w:val="28"/>
-          <w14:ligatures w14:val="none"/>
-        </w:rPr>
-      </w:pPr>
+        <w:pStyle w:val="isselectedend"/>
+        <w:ind w:firstLineChars="200" w:firstLine="560"/>
+        <w:rPr>
+          <w:rFonts w:ascii="Times New Roman" w:eastAsia="標楷體" w:hAnsi="Times New Roman" w:cs="Times New Roman"/>
+          <w:color w:val="000000" w:themeColor="text1"/>
+          <w:sz w:val="28"/>
+        </w:rPr>
+      </w:pPr>
+      <w:r>
+        <w:rPr>
+          <w:rFonts w:ascii="Times New Roman" w:eastAsia="標楷體" w:hAnsi="Times New Roman" w:cs="Times New Roman"/>
+          <w:color w:val="000000" w:themeColor="text1"/>
+          <w:sz w:val="28"/>
+        </w:rPr>
+        <w:t>在這次專題製作的過程中，我覺得自己接觸到很多以前沒有使用過的工具和方法。因為我原本是漁業管理系，後來轉到資訊管理系，所以專題中的許多內容對我來說都是新的。其中比較常使用的是</w:t>
+      </w:r>
+      <w:r>
+        <w:rPr>
+          <w:rFonts w:ascii="Times New Roman" w:eastAsia="標楷體" w:hAnsi="Times New Roman" w:cs="Times New Roman"/>
+          <w:color w:val="000000" w:themeColor="text1"/>
+          <w:sz w:val="28"/>
+        </w:rPr>
+        <w:t xml:space="preserve"> AI </w:t>
+      </w:r>
+      <w:r>
+        <w:rPr>
+          <w:rFonts w:ascii="Times New Roman" w:eastAsia="標楷體" w:hAnsi="Times New Roman" w:cs="Times New Roman"/>
+          <w:color w:val="000000" w:themeColor="text1"/>
+          <w:sz w:val="28"/>
+        </w:rPr>
+        <w:t>工具，從一開始只會簡單詢問，到後來學會如何下指令、修改</w:t>
+      </w:r>
+      <w:r>
+        <w:rPr>
+          <w:rFonts w:ascii="Times New Roman" w:eastAsia="標楷體" w:hAnsi="Times New Roman" w:cs="Times New Roman"/>
+          <w:color w:val="000000" w:themeColor="text1"/>
+          <w:sz w:val="28"/>
+        </w:rPr>
+        <w:t xml:space="preserve"> AI </w:t>
+      </w:r>
+      <w:r>
+        <w:rPr>
+          <w:rFonts w:ascii="Times New Roman" w:eastAsia="標楷體" w:hAnsi="Times New Roman" w:cs="Times New Roman"/>
+          <w:color w:val="000000" w:themeColor="text1"/>
+          <w:sz w:val="28"/>
+        </w:rPr>
+        <w:t>產生的程式，以及利用</w:t>
+      </w:r>
+      <w:r>
+        <w:rPr>
+          <w:rFonts w:ascii="Times New Roman" w:eastAsia="標楷體" w:hAnsi="Times New Roman" w:cs="Times New Roman"/>
+          <w:color w:val="000000" w:themeColor="text1"/>
+          <w:sz w:val="28"/>
+        </w:rPr>
+        <w:t xml:space="preserve"> AI </w:t>
+      </w:r>
+      <w:r>
+        <w:rPr>
+          <w:rFonts w:ascii="Times New Roman" w:eastAsia="標楷體" w:hAnsi="Times New Roman" w:cs="Times New Roman"/>
+          <w:color w:val="000000" w:themeColor="text1"/>
+          <w:sz w:val="28"/>
+        </w:rPr>
+        <w:t>協助處理問題，讓我逐漸熟悉</w:t>
+      </w:r>
+      <w:r>
+        <w:rPr>
+          <w:rFonts w:ascii="Times New Roman" w:eastAsia="標楷體" w:hAnsi="Times New Roman" w:cs="Times New Roman"/>
+          <w:color w:val="000000" w:themeColor="text1"/>
+          <w:sz w:val="28"/>
+        </w:rPr>
+        <w:t xml:space="preserve"> AI </w:t>
+      </w:r>
+      <w:r>
+        <w:rPr>
+          <w:rFonts w:ascii="Times New Roman" w:eastAsia="標楷體" w:hAnsi="Times New Roman" w:cs="Times New Roman"/>
+          <w:color w:val="000000" w:themeColor="text1"/>
+          <w:sz w:val="28"/>
+        </w:rPr>
+        <w:t>在開發上的使用方式</w:t>
+      </w:r>
+      <w:r>
+        <w:rPr>
+          <w:rFonts w:ascii="Times New Roman" w:eastAsia="標楷體" w:hAnsi="Times New Roman" w:cs="Times New Roman" w:hint="eastAsia"/>
+          <w:color w:val="000000" w:themeColor="text1"/>
+          <w:sz w:val="28"/>
+        </w:rPr>
+        <w:t>；</w:t>
+      </w:r>
+      <w:r>
+        <w:rPr>
+          <w:rFonts w:ascii="Times New Roman" w:eastAsia="標楷體" w:hAnsi="Times New Roman" w:cs="Times New Roman" w:hint="eastAsia"/>
+          <w:color w:val="000000" w:themeColor="text1"/>
+          <w:sz w:val="28"/>
+        </w:rPr>
+        <w:t>在</w:t>
+      </w:r>
+      <w:r>
+        <w:rPr>
+          <w:rFonts w:ascii="Times New Roman" w:eastAsia="標楷體" w:hAnsi="Times New Roman" w:cs="Times New Roman"/>
+          <w:color w:val="000000" w:themeColor="text1"/>
+          <w:sz w:val="28"/>
+        </w:rPr>
+        <w:t>製作專題文件時，我也有運用課堂上學到的系統分析與設計方法，例如活動圖、循序圖等。以前上課時比較偏向理解圖表的畫法，但開始製作專題後，才發現這些圖可以用來整理系統功能和流程，也讓我重新理解課堂上學過的內容</w:t>
+      </w:r>
+      <w:r>
+        <w:rPr>
+          <w:rFonts w:ascii="Times New Roman" w:eastAsia="標楷體" w:hAnsi="Times New Roman" w:cs="Times New Roman" w:hint="eastAsia"/>
+          <w:color w:val="000000" w:themeColor="text1"/>
+          <w:sz w:val="28"/>
+        </w:rPr>
+        <w:t>；</w:t>
+      </w:r>
+      <w:r>
+        <w:rPr>
+          <w:rFonts w:ascii="Times New Roman" w:eastAsia="標楷體" w:hAnsi="Times New Roman" w:cs="Times New Roman"/>
+          <w:color w:val="000000" w:themeColor="text1"/>
+          <w:sz w:val="28"/>
+        </w:rPr>
+        <w:t>除了系統開發之外，也需要花時間整理文件、修改內容，以及配合專題進度完成不同的工作。這些過程讓我更了解一個專題不只是把系統做出來，前期的規劃、設計與文件整理也都是重要的一部分</w:t>
+      </w:r>
+      <w:r>
+        <w:rPr>
+          <w:rFonts w:ascii="Times New Roman" w:eastAsia="標楷體" w:hAnsi="Times New Roman" w:cs="Times New Roman" w:hint="eastAsia"/>
+          <w:color w:val="000000" w:themeColor="text1"/>
+          <w:sz w:val="28"/>
+        </w:rPr>
+        <w:t>；</w:t>
+      </w:r>
+      <w:r>
+        <w:rPr>
+          <w:rFonts w:ascii="Times New Roman" w:eastAsia="標楷體" w:hAnsi="Times New Roman" w:cs="Times New Roman"/>
+          <w:color w:val="000000" w:themeColor="text1"/>
+          <w:sz w:val="28"/>
+        </w:rPr>
+        <w:t>讓我從原本對系統開發比較陌生，到能參與需求規劃、文件製作和程式開發，也讓我更了解資訊管理相關課程在專題中的應用。</w:t>
+      </w:r>
     </w:p>
     <w:p>
       <w:pPr>
-        <w:pStyle w:val="a9"/>
-        <w:ind w:left="0" w:firstLineChars="200" w:firstLine="560"/>
-        <w:jc w:val="both"/>
-        <w:rPr>
-          <w:rFonts w:ascii="Times New Roman" w:eastAsia="標楷體" w:hAnsi="Times New Roman" w:cs="Times New Roman"/>
-          <w:color w:val="000000" w:themeColor="text1"/>
-          <w:kern w:val="0"/>
-          <w:sz w:val="28"/>
-          <w14:ligatures w14:val="none"/>
-        </w:rPr>
-      </w:pPr>
-    </w:p>
-    <w:p>
-      <w:pPr>
-        <w:pStyle w:val="a9"/>
-        <w:ind w:left="0" w:firstLineChars="200" w:firstLine="560"/>
-        <w:jc w:val="both"/>
-        <w:rPr>
-          <w:rFonts w:ascii="Times New Roman" w:eastAsia="標楷體" w:hAnsi="Times New Roman" w:cs="Times New Roman"/>
-          <w:color w:val="000000" w:themeColor="text1"/>
-          <w:kern w:val="0"/>
-          <w:sz w:val="28"/>
-          <w14:ligatures w14:val="none"/>
+        <w:pStyle w:val="Web"/>
+        <w:rPr>
+          <w:rFonts w:ascii="Times New Roman" w:eastAsia="標楷體" w:hAnsi="Times New Roman" w:cs="Times New Roman" w:hint="eastAsia"/>
+          <w:color w:val="000000" w:themeColor="text1"/>
+          <w:sz w:val="28"/>
         </w:rPr>
       </w:pPr>
     </w:p>
@@ -219,7 +326,18 @@
           <w:sz w:val="28"/>
           <w14:ligatures w14:val="none"/>
         </w:rPr>
-        <w:t>這次專題對我而言是一段收穫豐碩且深刻的旅程。身為跨領域背景的學生，起初在技術基礎上相對吃力，必須一邊兼顧日常課業，一邊從零開始摸索各項開發工具與程式邏輯。回想最初的主題發想階段，組員們因專業與思維角度不同，產生了許多碰撞與磨合，歷經多次深入討論，才終於凝聚共識，確立出大家都滿意且具可行性的研究方向。在後續逐步架構與建置系統的過程中，適逢</w:t>
+        <w:t>這次專題對我而言是一段收穫豐碩且深刻的旅程。身為跨領域背景的學生，起初在技術基礎上相對吃力，必須一邊兼顧日常課業，一邊從零開始摸索各項開發工具與程式邏輯。回想最初的主題發想階段，組員們因專業與思維角度不同，產生了許多碰撞與磨合，歷經多次深入討論，才終於凝聚共識，確立出大家都滿意且具可行性的研</w:t>
+      </w:r>
+      <w:r>
+        <w:rPr>
+          <w:rFonts w:ascii="Times New Roman" w:eastAsia="標楷體" w:hAnsi="Times New Roman" w:cs="Times New Roman"/>
+          <w:color w:val="000000" w:themeColor="text1"/>
+          <w:kern w:val="0"/>
+          <w:sz w:val="28"/>
+          <w14:ligatures w14:val="none"/>
+        </w:rPr>
+        <w:lastRenderedPageBreak/>
+        <w:t>究方向。在後續逐步架構與建置系統的過程中，適逢</w:t>
       </w:r>
       <w:r>
         <w:rPr>
@@ -907,7 +1025,7 @@
 </file>
 
 <file path=word/numbering.xml><?xml version="1.0" encoding="utf-8"?>
-<w:numbering xmlns:wpc="http://schemas.microsoft.com/office/word/2010/wordprocessingCanvas" xmlns:cx="http://schemas.microsoft.com/office/drawing/2014/chartex" xmlns:cx1="http://schemas.microsoft.com/office/drawing/2015/9/8/chartex" xmlns:cx2="http://schemas.microsoft.com/office/drawing/2015/10/21/chartex" xmlns:cx3="http://schemas.microsoft.com/office/drawing/2016/5/9/chartex" xmlns:cx4="http://schemas.microsoft.com/office/drawing/2016/5/10/chartex" xmlns:cx5="http://schemas.microsoft.com/office/drawing/2016/5/11/chartex" xmlns:cx6="http://schemas.microsoft.com/office/drawing/2016/5/12/chartex" xmlns:cx7="http://schemas.microsoft.com/office/drawing/2016/5/13/chartex" xmlns:cx8="http://schemas.microsoft.com/office/drawing/2016/5/14/chartex" xmlns:mc="http://schemas.openxmlformats.org/markup-compatibility/2006" xmlns:aink="http://schemas.microsoft.com/office/drawing/2016/ink" xmlns:am3d="http://schemas.microsoft.com/office/drawing/2017/model3d" xmlns:o="urn:schemas-microsoft-com:office:office" xmlns:oel="http://schemas.microsoft.com/office/2019/extlst" xmlns:r="http://schemas.openxmlformats.org/officeDocument/2006/relationships" xmlns:m="http://schemas.openxmlformats.org/officeDocument/2006/math" xmlns:v="urn:schemas-microsoft-com:vml" xmlns:wp14="http://schemas.microsoft.com/office/word/2010/wordprocessingDrawing" xmlns:wp="http://schemas.openxmlformats.org/drawingml/2006/wordprocessingDrawing" xmlns:w10="urn:schemas-microsoft-com:office:word" xmlns:w="http://schemas.openxmlformats.org/wordprocessingml/2006/main" xmlns:w14="http://schemas.microsoft.com/office/word/2010/wordml" xmlns:w15="http://schemas.microsoft.com/office/word/2012/wordml" xmlns:w16cex="http://schemas.microsoft.com/office/word/2018/wordml/cex" xmlns:w16cid="http://schemas.microsoft.com/office/word/2016/wordml/cid" xmlns:w16="http://schemas.microsoft.com/office/word/2018/wordml" xmlns:w16du="http://schemas.microsoft.com/office/word/2023/wordml/word16du" xmlns:w16sdtdh="http://schemas.microsoft.com/office/word/2020/wordml/sdtdatahash" xmlns:w16sdtfl="http://schemas.microsoft.com/office/word/2024/wordml/sdtformatlock" xmlns:w16se="http://schemas.microsoft.com/office/word/2015/wordml/symex" xmlns:wpg="http://schemas.microsoft.com/office/word/2010/wordprocessingGroup" xmlns:wpi="http://schemas.microsoft.com/office/word/2010/wordprocessingInk" xmlns:wne="http://schemas.microsoft.com/office/word/2006/wordml" xmlns:wps="http://schemas.microsoft.com/office/word/2010/wordprocessingShape" mc:Ignorable="w14 w15 w16se w16cid w16 w16cex w16sdtdh w16sdtfl w16du wp14">
+<w:numbering xmlns:wpc="http://schemas.microsoft.com/office/word/2010/wordprocessingCanvas" xmlns:cx="http://schemas.microsoft.com/office/drawing/2014/chartex" xmlns:cx1="http://schemas.microsoft.com/office/drawing/2015/9/8/chartex" xmlns:cx2="http://schemas.microsoft.com/office/drawing/2015/10/21/chartex" xmlns:cx3="http://schemas.microsoft.com/office/drawing/2016/5/9/chartex" xmlns:cx4="http://schemas.microsoft.com/office/drawing/2016/5/10/chartex" xmlns:cx5="http://schemas.microsoft.com/office/drawing/2016/5/11/chartex" xmlns:cx6="http://schemas.microsoft.com/office/drawing/2016/5/12/chartex" xmlns:cx7="http://schemas.microsoft.com/office/drawing/2016/5/13/chartex" xmlns:cx8="http://schemas.microsoft.com/office/drawing/2016/5/14/chartex" xmlns:mc="http://schemas.openxmlformats.org/markup-compatibility/2006" xmlns:m="http://schemas.openxmlformats.org/officeDocument/2006/math" xmlns:aink="http://schemas.microsoft.com/office/drawing/2016/ink" xmlns:am3d="http://schemas.microsoft.com/office/drawing/2017/model3d" xmlns:oel="http://schemas.microsoft.com/office/2019/extlst" xmlns:r="http://schemas.openxmlformats.org/officeDocument/2006/relationships" xmlns:wp14="http://schemas.microsoft.com/office/word/2010/wordprocessingDrawing" xmlns:wp="http://schemas.openxmlformats.org/drawingml/2006/wordprocessingDrawing" xmlns:wpg="http://schemas.microsoft.com/office/word/2010/wordprocessingGroup" xmlns:wpi="http://schemas.microsoft.com/office/word/2010/wordprocessingInk" xmlns:wps="http://schemas.microsoft.com/office/word/2010/wordprocessingShape" xmlns:o="urn:schemas-microsoft-com:office:office" xmlns:v="urn:schemas-microsoft-com:vml" xmlns:w10="urn:schemas-microsoft-com:office:word" xmlns:w="http://schemas.openxmlformats.org/wordprocessingml/2006/main" xmlns:w14="http://schemas.microsoft.com/office/word/2010/wordml" xmlns:w15="http://schemas.microsoft.com/office/word/2012/wordml" xmlns:w16cex="http://schemas.microsoft.com/office/word/2018/wordml/cex" xmlns:w16cid="http://schemas.microsoft.com/office/word/2016/wordml/cid" xmlns:w16="http://schemas.microsoft.com/office/word/2018/wordml" xmlns:w16sdtdh="http://schemas.microsoft.com/office/word/2020/wordml/sdtdatahash" xmlns:w16sdtfl="http://schemas.microsoft.com/office/word/2024/wordml/sdtformatlock" xmlns:w16se="http://schemas.microsoft.com/office/word/2015/wordml/symex" xmlns:w16du="http://schemas.microsoft.com/office/word/2023/wordml/word16du" xmlns:wne="http://schemas.microsoft.com/office/word/2006/wordml" mc:Ignorable="w14 w15 w16se w16cid w16 w16cex w16sdtdh w16sdtfl w16du wp14">
   <w:abstractNum w:abstractNumId="0" w15:restartNumberingAfterBreak="0">
     <w:nsid w:val="26751EF2"/>
     <w:multiLevelType w:val="multilevel"/>
@@ -1064,7 +1182,7 @@
 </file>
 
 <file path=word/styles.xml><?xml version="1.0" encoding="utf-8"?>
-<w:styles xmlns:mc="http://schemas.openxmlformats.org/markup-compatibility/2006" xmlns:r="http://schemas.openxmlformats.org/officeDocument/2006/relationships" xmlns:w="http://schemas.openxmlformats.org/wordprocessingml/2006/main" xmlns:w14="http://schemas.microsoft.com/office/word/2010/wordml" xmlns:w15="http://schemas.microsoft.com/office/word/2012/wordml" xmlns:w16cex="http://schemas.microsoft.com/office/word/2018/wordml/cex" xmlns:w16cid="http://schemas.microsoft.com/office/word/2016/wordml/cid" xmlns:w16="http://schemas.microsoft.com/office/word/2018/wordml" xmlns:w16du="http://schemas.microsoft.com/office/word/2023/wordml/word16du" xmlns:w16sdtdh="http://schemas.microsoft.com/office/word/2020/wordml/sdtdatahash" xmlns:w16sdtfl="http://schemas.microsoft.com/office/word/2024/wordml/sdtformatlock" xmlns:w16se="http://schemas.microsoft.com/office/word/2015/wordml/symex" mc:Ignorable="w14 w15 w16se w16cid w16 w16cex w16sdtdh w16sdtfl w16du">
+<w:styles xmlns:mc="http://schemas.openxmlformats.org/markup-compatibility/2006" xmlns:r="http://schemas.openxmlformats.org/officeDocument/2006/relationships" xmlns:w="http://schemas.openxmlformats.org/wordprocessingml/2006/main" xmlns:w14="http://schemas.microsoft.com/office/word/2010/wordml" xmlns:w15="http://schemas.microsoft.com/office/word/2012/wordml" xmlns:w16cex="http://schemas.microsoft.com/office/word/2018/wordml/cex" xmlns:w16cid="http://schemas.microsoft.com/office/word/2016/wordml/cid" xmlns:w16="http://schemas.microsoft.com/office/word/2018/wordml" xmlns:w16sdtdh="http://schemas.microsoft.com/office/word/2020/wordml/sdtdatahash" xmlns:w16sdtfl="http://schemas.microsoft.com/office/word/2024/wordml/sdtformatlock" xmlns:w16se="http://schemas.microsoft.com/office/word/2015/wordml/symex" xmlns:w16du="http://schemas.microsoft.com/office/word/2023/wordml/word16du" mc:Ignorable="w14 w15 w16se w16cid w16 w16cex w16sdtdh w16sdtfl w16du">
   <w:docDefaults>
     <w:rPrDefault>
       <w:rPr>
@@ -1980,6 +2098,36 @@
       <w:spacing w:val="5"/>
     </w:rPr>
   </w:style>
+  <w:style w:type="paragraph" w:styleId="Web">
+    <w:name w:val="Normal (Web)"/>
+    <w:basedOn w:val="a"/>
+    <w:uiPriority w:val="99"/>
+    <w:unhideWhenUsed/>
+    <w:rsid w:val="008160D0"/>
+    <w:pPr>
+      <w:widowControl/>
+      <w:spacing w:before="100" w:beforeAutospacing="1" w:after="100" w:afterAutospacing="1" w:line="240" w:lineRule="auto"/>
+    </w:pPr>
+    <w:rPr>
+      <w:rFonts w:ascii="新細明體" w:eastAsia="新細明體" w:hAnsi="新細明體" w:cs="新細明體"/>
+      <w:kern w:val="0"/>
+      <w14:ligatures w14:val="none"/>
+    </w:rPr>
+  </w:style>
+  <w:style w:type="paragraph" w:customStyle="1" w:styleId="isselectedend">
+    <w:name w:val="isselectedend"/>
+    <w:basedOn w:val="a"/>
+    <w:rsid w:val="008160D0"/>
+    <w:pPr>
+      <w:widowControl/>
+      <w:spacing w:before="100" w:beforeAutospacing="1" w:after="100" w:afterAutospacing="1" w:line="240" w:lineRule="auto"/>
+    </w:pPr>
+    <w:rPr>
+      <w:rFonts w:ascii="新細明體" w:eastAsia="新細明體" w:hAnsi="新細明體" w:cs="新細明體"/>
+      <w:kern w:val="0"/>
+      <w14:ligatures w14:val="none"/>
+    </w:rPr>
+  </w:style>
 </w:styles>
 </file>
 

--- a/複評文件!!!!!!/第十三章 感想.docx
+++ b/複評文件!!!!!!/第十三章 感想.docx
@@ -1,6 +1,6 @@
 
 <file path=word/document.xml><?xml version="1.0" encoding="utf-8"?>
-<w:document xmlns:wpc="http://schemas.microsoft.com/office/word/2010/wordprocessingCanvas" xmlns:cx="http://schemas.microsoft.com/office/drawing/2014/chartex" xmlns:cx1="http://schemas.microsoft.com/office/drawing/2015/9/8/chartex" xmlns:cx2="http://schemas.microsoft.com/office/drawing/2015/10/21/chartex" xmlns:cx3="http://schemas.microsoft.com/office/drawing/2016/5/9/chartex" xmlns:cx4="http://schemas.microsoft.com/office/drawing/2016/5/10/chartex" xmlns:cx5="http://schemas.microsoft.com/office/drawing/2016/5/11/chartex" xmlns:cx6="http://schemas.microsoft.com/office/drawing/2016/5/12/chartex" xmlns:cx7="http://schemas.microsoft.com/office/drawing/2016/5/13/chartex" xmlns:cx8="http://schemas.microsoft.com/office/drawing/2016/5/14/chartex" xmlns:mc="http://schemas.openxmlformats.org/markup-compatibility/2006" xmlns:m="http://schemas.openxmlformats.org/officeDocument/2006/math" xmlns:aink="http://schemas.microsoft.com/office/drawing/2016/ink" xmlns:am3d="http://schemas.microsoft.com/office/drawing/2017/model3d" xmlns:oel="http://schemas.microsoft.com/office/2019/extlst" xmlns:r="http://schemas.openxmlformats.org/officeDocument/2006/relationships" xmlns:wp14="http://schemas.microsoft.com/office/word/2010/wordprocessingDrawing" xmlns:wp="http://schemas.openxmlformats.org/drawingml/2006/wordprocessingDrawing" xmlns:wpg="http://schemas.microsoft.com/office/word/2010/wordprocessingGroup" xmlns:wpi="http://schemas.microsoft.com/office/word/2010/wordprocessingInk" xmlns:wps="http://schemas.microsoft.com/office/word/2010/wordprocessingShape" xmlns:o="urn:schemas-microsoft-com:office:office" xmlns:v="urn:schemas-microsoft-com:vml" xmlns:w10="urn:schemas-microsoft-com:office:word" xmlns:w="http://schemas.openxmlformats.org/wordprocessingml/2006/main" xmlns:w14="http://schemas.microsoft.com/office/word/2010/wordml" xmlns:w15="http://schemas.microsoft.com/office/word/2012/wordml" xmlns:w16cex="http://schemas.microsoft.com/office/word/2018/wordml/cex" xmlns:w16cid="http://schemas.microsoft.com/office/word/2016/wordml/cid" xmlns:w16="http://schemas.microsoft.com/office/word/2018/wordml" xmlns:w16sdtdh="http://schemas.microsoft.com/office/word/2020/wordml/sdtdatahash" xmlns:w16sdtfl="http://schemas.microsoft.com/office/word/2024/wordml/sdtformatlock" xmlns:w16se="http://schemas.microsoft.com/office/word/2015/wordml/symex" xmlns:w16du="http://schemas.microsoft.com/office/word/2023/wordml/word16du" xmlns:wne="http://schemas.microsoft.com/office/word/2006/wordml" mc:Ignorable="w14 w15 w16se w16cid w16 w16cex w16sdtdh w16sdtfl w16du wp14">
+<w:document xmlns:wpc="http://schemas.microsoft.com/office/word/2010/wordprocessingCanvas" xmlns:cx="http://schemas.microsoft.com/office/drawing/2014/chartex" xmlns:cx1="http://schemas.microsoft.com/office/drawing/2015/9/8/chartex" xmlns:cx2="http://schemas.microsoft.com/office/drawing/2015/10/21/chartex" xmlns:cx3="http://schemas.microsoft.com/office/drawing/2016/5/9/chartex" xmlns:cx4="http://schemas.microsoft.com/office/drawing/2016/5/10/chartex" xmlns:cx5="http://schemas.microsoft.com/office/drawing/2016/5/11/chartex" xmlns:cx6="http://schemas.microsoft.com/office/drawing/2016/5/12/chartex" xmlns:cx7="http://schemas.microsoft.com/office/drawing/2016/5/13/chartex" xmlns:cx8="http://schemas.microsoft.com/office/drawing/2016/5/14/chartex" xmlns:mc="http://schemas.openxmlformats.org/markup-compatibility/2006" xmlns:aink="http://schemas.microsoft.com/office/drawing/2016/ink" xmlns:am3d="http://schemas.microsoft.com/office/drawing/2017/model3d" xmlns:o="urn:schemas-microsoft-com:office:office" xmlns:oel="http://schemas.microsoft.com/office/2019/extlst" xmlns:r="http://schemas.openxmlformats.org/officeDocument/2006/relationships" xmlns:m="http://schemas.openxmlformats.org/officeDocument/2006/math" xmlns:v="urn:schemas-microsoft-com:vml" xmlns:wp14="http://schemas.microsoft.com/office/word/2010/wordprocessingDrawing" xmlns:wp="http://schemas.openxmlformats.org/drawingml/2006/wordprocessingDrawing" xmlns:w10="urn:schemas-microsoft-com:office:word" xmlns:w="http://schemas.openxmlformats.org/wordprocessingml/2006/main" xmlns:w14="http://schemas.microsoft.com/office/word/2010/wordml" xmlns:w15="http://schemas.microsoft.com/office/word/2012/wordml" xmlns:w16cex="http://schemas.microsoft.com/office/word/2018/wordml/cex" xmlns:w16cid="http://schemas.microsoft.com/office/word/2016/wordml/cid" xmlns:w16="http://schemas.microsoft.com/office/word/2018/wordml" xmlns:w16du="http://schemas.microsoft.com/office/word/2023/wordml/word16du" xmlns:w16sdtdh="http://schemas.microsoft.com/office/word/2020/wordml/sdtdatahash" xmlns:w16sdtfl="http://schemas.microsoft.com/office/word/2024/wordml/sdtformatlock" xmlns:w16se="http://schemas.microsoft.com/office/word/2015/wordml/symex" xmlns:wpg="http://schemas.microsoft.com/office/word/2010/wordprocessingGroup" xmlns:wpi="http://schemas.microsoft.com/office/word/2010/wordprocessingInk" xmlns:wne="http://schemas.microsoft.com/office/word/2006/wordml" xmlns:wps="http://schemas.microsoft.com/office/word/2010/wordprocessingShape" mc:Ignorable="w14 w15 w16se w16cid w16 w16cex w16sdtdh w16sdtfl w16du wp14">
   <w:body>
     <w:p>
       <w:pPr>
@@ -263,7 +263,7 @@
       <w:pPr>
         <w:pStyle w:val="Web"/>
         <w:rPr>
-          <w:rFonts w:ascii="Times New Roman" w:eastAsia="標楷體" w:hAnsi="Times New Roman" w:cs="Times New Roman" w:hint="eastAsia"/>
+          <w:rFonts w:ascii="Times New Roman" w:eastAsia="標楷體" w:hAnsi="Times New Roman" w:cs="Times New Roman"/>
           <w:color w:val="000000" w:themeColor="text1"/>
           <w:sz w:val="28"/>
         </w:rPr>
@@ -1013,6 +1013,36 @@
           <w14:ligatures w14:val="none"/>
         </w:rPr>
       </w:pPr>
+      <w:r>
+        <w:rPr>
+          <w:rFonts w:ascii="Times New Roman" w:eastAsia="標楷體" w:hAnsi="Times New Roman" w:cs="Times New Roman"/>
+          <w:color w:val="000000" w:themeColor="text1"/>
+          <w:kern w:val="0"/>
+          <w:sz w:val="28"/>
+          <w14:ligatures w14:val="none"/>
+        </w:rPr>
+        <w:t>這次專題讓我最大的收穫，不只是學到新的技術，也讓我發現自己在思考和學習的方式上有了改變。以前遇到不會的問題時，我常常會直接找答案，希望可以趕快把問題解決，但這次在使用</w:t>
+      </w:r>
+      <w:r>
+        <w:rPr>
+          <w:rFonts w:ascii="Times New Roman" w:eastAsia="標楷體" w:hAnsi="Times New Roman" w:cs="Times New Roman"/>
+          <w:color w:val="000000" w:themeColor="text1"/>
+          <w:kern w:val="0"/>
+          <w:sz w:val="28"/>
+          <w14:ligatures w14:val="none"/>
+        </w:rPr>
+        <w:t xml:space="preserve"> Vibe Coding </w:t>
+      </w:r>
+      <w:r>
+        <w:rPr>
+          <w:rFonts w:ascii="Times New Roman" w:eastAsia="標楷體" w:hAnsi="Times New Roman" w:cs="Times New Roman"/>
+          <w:color w:val="000000" w:themeColor="text1"/>
+          <w:kern w:val="0"/>
+          <w:sz w:val="28"/>
+          <w14:ligatures w14:val="none"/>
+        </w:rPr>
+        <w:t>的過程中，我開始學著先思考自己想完成什麼、問題可能出在哪裡，再利用工具協助我找到方法。當結果不符合預期時，也不再只是直接照著答案修改，而是先了解原因，再自己嘗試調整。這讓我發現，工具雖然可以幫助我提高效率，但真正重要的還是自己有沒有理解問題，以及能不能做出判斷。這次專題也讓我更願意主動學習，遇到不懂的地方會自己查資料、嘗試不同的方法。除此之外，和組員一起討論與分工的過程，也讓我學會表達自己的想法，並理解不同的觀點。整體來說，這次專題讓我培養了主動學習和解決問題的能力，也更知道該如何善用工具來幫助自己學習。</w:t>
+      </w:r>
     </w:p>
     <w:sectPr>
       <w:pgSz w:w="11906" w:h="16838"/>
@@ -1025,7 +1055,7 @@
 </file>
 
 <file path=word/numbering.xml><?xml version="1.0" encoding="utf-8"?>
-<w:numbering xmlns:wpc="http://schemas.microsoft.com/office/word/2010/wordprocessingCanvas" xmlns:cx="http://schemas.microsoft.com/office/drawing/2014/chartex" xmlns:cx1="http://schemas.microsoft.com/office/drawing/2015/9/8/chartex" xmlns:cx2="http://schemas.microsoft.com/office/drawing/2015/10/21/chartex" xmlns:cx3="http://schemas.microsoft.com/office/drawing/2016/5/9/chartex" xmlns:cx4="http://schemas.microsoft.com/office/drawing/2016/5/10/chartex" xmlns:cx5="http://schemas.microsoft.com/office/drawing/2016/5/11/chartex" xmlns:cx6="http://schemas.microsoft.com/office/drawing/2016/5/12/chartex" xmlns:cx7="http://schemas.microsoft.com/office/drawing/2016/5/13/chartex" xmlns:cx8="http://schemas.microsoft.com/office/drawing/2016/5/14/chartex" xmlns:mc="http://schemas.openxmlformats.org/markup-compatibility/2006" xmlns:m="http://schemas.openxmlformats.org/officeDocument/2006/math" xmlns:aink="http://schemas.microsoft.com/office/drawing/2016/ink" xmlns:am3d="http://schemas.microsoft.com/office/drawing/2017/model3d" xmlns:oel="http://schemas.microsoft.com/office/2019/extlst" xmlns:r="http://schemas.openxmlformats.org/officeDocument/2006/relationships" xmlns:wp14="http://schemas.microsoft.com/office/word/2010/wordprocessingDrawing" xmlns:wp="http://schemas.openxmlformats.org/drawingml/2006/wordprocessingDrawing" xmlns:wpg="http://schemas.microsoft.com/office/word/2010/wordprocessingGroup" xmlns:wpi="http://schemas.microsoft.com/office/word/2010/wordprocessingInk" xmlns:wps="http://schemas.microsoft.com/office/word/2010/wordprocessingShape" xmlns:o="urn:schemas-microsoft-com:office:office" xmlns:v="urn:schemas-microsoft-com:vml" xmlns:w10="urn:schemas-microsoft-com:office:word" xmlns:w="http://schemas.openxmlformats.org/wordprocessingml/2006/main" xmlns:w14="http://schemas.microsoft.com/office/word/2010/wordml" xmlns:w15="http://schemas.microsoft.com/office/word/2012/wordml" xmlns:w16cex="http://schemas.microsoft.com/office/word/2018/wordml/cex" xmlns:w16cid="http://schemas.microsoft.com/office/word/2016/wordml/cid" xmlns:w16="http://schemas.microsoft.com/office/word/2018/wordml" xmlns:w16sdtdh="http://schemas.microsoft.com/office/word/2020/wordml/sdtdatahash" xmlns:w16sdtfl="http://schemas.microsoft.com/office/word/2024/wordml/sdtformatlock" xmlns:w16se="http://schemas.microsoft.com/office/word/2015/wordml/symex" xmlns:w16du="http://schemas.microsoft.com/office/word/2023/wordml/word16du" xmlns:wne="http://schemas.microsoft.com/office/word/2006/wordml" mc:Ignorable="w14 w15 w16se w16cid w16 w16cex w16sdtdh w16sdtfl w16du wp14">
+<w:numbering xmlns:wpc="http://schemas.microsoft.com/office/word/2010/wordprocessingCanvas" xmlns:cx="http://schemas.microsoft.com/office/drawing/2014/chartex" xmlns:cx1="http://schemas.microsoft.com/office/drawing/2015/9/8/chartex" xmlns:cx2="http://schemas.microsoft.com/office/drawing/2015/10/21/chartex" xmlns:cx3="http://schemas.microsoft.com/office/drawing/2016/5/9/chartex" xmlns:cx4="http://schemas.microsoft.com/office/drawing/2016/5/10/chartex" xmlns:cx5="http://schemas.microsoft.com/office/drawing/2016/5/11/chartex" xmlns:cx6="http://schemas.microsoft.com/office/drawing/2016/5/12/chartex" xmlns:cx7="http://schemas.microsoft.com/office/drawing/2016/5/13/chartex" xmlns:cx8="http://schemas.microsoft.com/office/drawing/2016/5/14/chartex" xmlns:mc="http://schemas.openxmlformats.org/markup-compatibility/2006" xmlns:aink="http://schemas.microsoft.com/office/drawing/2016/ink" xmlns:am3d="http://schemas.microsoft.com/office/drawing/2017/model3d" xmlns:o="urn:schemas-microsoft-com:office:office" xmlns:oel="http://schemas.microsoft.com/office/2019/extlst" xmlns:r="http://schemas.openxmlformats.org/officeDocument/2006/relationships" xmlns:m="http://schemas.openxmlformats.org/officeDocument/2006/math" xmlns:v="urn:schemas-microsoft-com:vml" xmlns:wp14="http://schemas.microsoft.com/office/word/2010/wordprocessingDrawing" xmlns:wp="http://schemas.openxmlformats.org/drawingml/2006/wordprocessingDrawing" xmlns:w10="urn:schemas-microsoft-com:office:word" xmlns:w="http://schemas.openxmlformats.org/wordprocessingml/2006/main" xmlns:w14="http://schemas.microsoft.com/office/word/2010/wordml" xmlns:w15="http://schemas.microsoft.com/office/word/2012/wordml" xmlns:w16cex="http://schemas.microsoft.com/office/word/2018/wordml/cex" xmlns:w16cid="http://schemas.microsoft.com/office/word/2016/wordml/cid" xmlns:w16="http://schemas.microsoft.com/office/word/2018/wordml" xmlns:w16du="http://schemas.microsoft.com/office/word/2023/wordml/word16du" xmlns:w16sdtdh="http://schemas.microsoft.com/office/word/2020/wordml/sdtdatahash" xmlns:w16sdtfl="http://schemas.microsoft.com/office/word/2024/wordml/sdtformatlock" xmlns:w16se="http://schemas.microsoft.com/office/word/2015/wordml/symex" xmlns:wpg="http://schemas.microsoft.com/office/word/2010/wordprocessingGroup" xmlns:wpi="http://schemas.microsoft.com/office/word/2010/wordprocessingInk" xmlns:wne="http://schemas.microsoft.com/office/word/2006/wordml" xmlns:wps="http://schemas.microsoft.com/office/word/2010/wordprocessingShape" mc:Ignorable="w14 w15 w16se w16cid w16 w16cex w16sdtdh w16sdtfl w16du wp14">
   <w:abstractNum w:abstractNumId="0" w15:restartNumberingAfterBreak="0">
     <w:nsid w:val="26751EF2"/>
     <w:multiLevelType w:val="multilevel"/>
@@ -1182,7 +1212,7 @@
 </file>
 
 <file path=word/styles.xml><?xml version="1.0" encoding="utf-8"?>
-<w:styles xmlns:mc="http://schemas.openxmlformats.org/markup-compatibility/2006" xmlns:r="http://schemas.openxmlformats.org/officeDocument/2006/relationships" xmlns:w="http://schemas.openxmlformats.org/wordprocessingml/2006/main" xmlns:w14="http://schemas.microsoft.com/office/word/2010/wordml" xmlns:w15="http://schemas.microsoft.com/office/word/2012/wordml" xmlns:w16cex="http://schemas.microsoft.com/office/word/2018/wordml/cex" xmlns:w16cid="http://schemas.microsoft.com/office/word/2016/wordml/cid" xmlns:w16="http://schemas.microsoft.com/office/word/2018/wordml" xmlns:w16sdtdh="http://schemas.microsoft.com/office/word/2020/wordml/sdtdatahash" xmlns:w16sdtfl="http://schemas.microsoft.com/office/word/2024/wordml/sdtformatlock" xmlns:w16se="http://schemas.microsoft.com/office/word/2015/wordml/symex" xmlns:w16du="http://schemas.microsoft.com/office/word/2023/wordml/word16du" mc:Ignorable="w14 w15 w16se w16cid w16 w16cex w16sdtdh w16sdtfl w16du">
+<w:styles xmlns:mc="http://schemas.openxmlformats.org/markup-compatibility/2006" xmlns:r="http://schemas.openxmlformats.org/officeDocument/2006/relationships" xmlns:w="http://schemas.openxmlformats.org/wordprocessingml/2006/main" xmlns:w14="http://schemas.microsoft.com/office/word/2010/wordml" xmlns:w15="http://schemas.microsoft.com/office/word/2012/wordml" xmlns:w16cex="http://schemas.microsoft.com/office/word/2018/wordml/cex" xmlns:w16cid="http://schemas.microsoft.com/office/word/2016/wordml/cid" xmlns:w16="http://schemas.microsoft.com/office/word/2018/wordml" xmlns:w16du="http://schemas.microsoft.com/office/word/2023/wordml/word16du" xmlns:w16sdtdh="http://schemas.microsoft.com/office/word/2020/wordml/sdtdatahash" xmlns:w16sdtfl="http://schemas.microsoft.com/office/word/2024/wordml/sdtformatlock" xmlns:w16se="http://schemas.microsoft.com/office/word/2015/wordml/symex" mc:Ignorable="w14 w15 w16se w16cid w16 w16cex w16sdtdh w16sdtfl w16du">
   <w:docDefaults>
     <w:rPrDefault>
       <w:rPr>
@@ -1786,7 +1816,6 @@
   <w:style w:type="character" w:default="1" w:styleId="a0">
     <w:name w:val="Default Paragraph Font"/>
     <w:uiPriority w:val="1"/>
-    <w:semiHidden/>
     <w:unhideWhenUsed/>
   </w:style>
   <w:style w:type="table" w:default="1" w:styleId="a1">
